--- a/flask/template_essic.docx
+++ b/flask/template_essic.docx
@@ -1,22 +1,22 @@
 
 <file path=word/document.xml><?xml version="1.0" encoding="utf-8"?>
-<w:document xmlns:wpc="http://schemas.microsoft.com/office/word/2010/wordprocessingCanvas" xmlns:cx="http://schemas.microsoft.com/office/drawing/2014/chartex" xmlns:cx1="http://schemas.microsoft.com/office/drawing/2015/9/8/chartex" xmlns:cx2="http://schemas.microsoft.com/office/drawing/2015/10/21/chartex" xmlns:cx3="http://schemas.microsoft.com/office/drawing/2016/5/9/chartex" xmlns:cx4="http://schemas.microsoft.com/office/drawing/2016/5/10/chartex" xmlns:cx5="http://schemas.microsoft.com/office/drawing/2016/5/11/chartex" xmlns:cx6="http://schemas.microsoft.com/office/drawing/2016/5/12/chartex" xmlns:cx7="http://schemas.microsoft.com/office/drawing/2016/5/13/chartex" xmlns:cx8="http://schemas.microsoft.com/office/drawing/2016/5/14/chartex" xmlns:mc="http://schemas.openxmlformats.org/markup-compatibility/2006" xmlns:aink="http://schemas.microsoft.com/office/drawing/2016/ink" xmlns:am3d="http://schemas.microsoft.com/office/drawing/2017/model3d" xmlns:o="urn:schemas-microsoft-com:office:office" xmlns:oel="http://schemas.microsoft.com/office/2019/extlst" xmlns:r="http://schemas.openxmlformats.org/officeDocument/2006/relationships" xmlns:m="http://schemas.openxmlformats.org/officeDocument/2006/math" xmlns:v="urn:schemas-microsoft-com:vml" xmlns:wp14="http://schemas.microsoft.com/office/word/2010/wordprocessingDrawing" xmlns:wp="http://schemas.openxmlformats.org/drawingml/2006/wordprocessingDrawing" xmlns:w10="urn:schemas-microsoft-com:office:word" xmlns:w="http://schemas.openxmlformats.org/wordprocessingml/2006/main" xmlns:w14="http://schemas.microsoft.com/office/word/2010/wordml" xmlns:w15="http://schemas.microsoft.com/office/word/2012/wordml" xmlns:w16cex="http://schemas.microsoft.com/office/word/2018/wordml/cex" xmlns:w16cid="http://schemas.microsoft.com/office/word/2016/wordml/cid" xmlns:w16="http://schemas.microsoft.com/office/word/2018/wordml" xmlns:w16du="http://schemas.microsoft.com/office/word/2023/wordml/word16du" xmlns:w16sdtdh="http://schemas.microsoft.com/office/word/2020/wordml/sdtdatahash" xmlns:w16sdtfl="http://schemas.microsoft.com/office/word/2024/wordml/sdtformatlock" xmlns:w16se="http://schemas.microsoft.com/office/word/2015/wordml/symex" xmlns:wpg="http://schemas.microsoft.com/office/word/2010/wordprocessingGroup" xmlns:wpi="http://schemas.microsoft.com/office/word/2010/wordprocessingInk" xmlns:wne="http://schemas.microsoft.com/office/word/2006/wordml" xmlns:wps="http://schemas.microsoft.com/office/word/2010/wordprocessingShape" xmlns:a="http://schemas.openxmlformats.org/drawingml/2006/main" xmlns:pic="http://schemas.openxmlformats.org/drawingml/2006/picture" mc:Ignorable="w14 w15 w16se w16cid w16 w16cex w16sdtdh w16sdtfl w16du wp14">
+<w:document xmlns:r="http://schemas.openxmlformats.org/officeDocument/2006/relationships" xmlns:wp="http://schemas.openxmlformats.org/drawingml/2006/wordprocessingDrawing" xmlns:w="http://schemas.openxmlformats.org/wordprocessingml/2006/main" xmlns:w10="urn:schemas-microsoft-com:office:word" xmlns:w14="http://schemas.microsoft.com/office/word/2010/wordml" xmlns:wps="http://schemas.microsoft.com/office/word/2010/wordprocessingShape" xmlns:wpg="http://schemas.microsoft.com/office/word/2010/wordprocessingGroup" xmlns:mc="http://schemas.openxmlformats.org/markup-compatibility/2006" xmlns:v="urn:schemas-microsoft-com:vml" xmlns:o="urn:schemas-microsoft-com:office:office" xmlns:m="http://schemas.openxmlformats.org/officeDocument/2006/math" mc:Ignorable="w14">
   <w:body>
     <w:tbl>
       <w:tblPr>
         <w:tblW w:w="9627" w:type="dxa"/>
         <w:jc w:val="right"/>
+        <w:tblInd w:w="108" w:type="dxa"/>
         <w:tblBorders>
-          <w:top w:val="single" w:color="FFFFFF" w:sz="8" w:space="0"/>
-          <w:left w:val="single" w:color="FFFFFF" w:sz="8" w:space="0"/>
-          <w:bottom w:val="single" w:color="FFFFFF" w:sz="8" w:space="0"/>
-          <w:right w:val="single" w:color="FFFFFF" w:sz="8" w:space="0"/>
-          <w:insideH w:val="single" w:color="FFFFFF" w:sz="8" w:space="0"/>
-          <w:insideV w:val="single" w:color="FFFFFF" w:sz="8" w:space="0"/>
+          <w:top w:val="single" w:color="ffffff" w:sz="8" w:space="0" w:shadow="0" w:frame="0"/>
+          <w:left w:val="single" w:color="ffffff" w:sz="8" w:space="0" w:shadow="0" w:frame="0"/>
+          <w:bottom w:val="single" w:color="ffffff" w:sz="8" w:space="0" w:shadow="0" w:frame="0"/>
+          <w:right w:val="single" w:color="ffffff" w:sz="8" w:space="0" w:shadow="0" w:frame="0"/>
+          <w:insideH w:val="single" w:color="ffffff" w:sz="8" w:space="0" w:shadow="0" w:frame="0"/>
+          <w:insideV w:val="single" w:color="ffffff" w:sz="8" w:space="0" w:shadow="0" w:frame="0"/>
         </w:tblBorders>
-        <w:shd w:val="clear" w:color="auto" w:fill="D0DDEF"/>
+        <w:shd w:val="clear" w:color="auto" w:fill="d0ddef"/>
         <w:tblLayout w:type="fixed"/>
-        <w:tblLook w:val="04A0" w:firstRow="1" w:lastRow="0" w:firstColumn="1" w:lastColumn="0" w:noHBand="0" w:noVBand="1"/>
       </w:tblPr>
       <w:tblGrid>
         <w:gridCol w:w="3339"/>
@@ -24,30 +24,33 @@
         <w:gridCol w:w="2741"/>
       </w:tblGrid>
       <w:tr>
+        <w:tblPrEx>
+          <w:shd w:val="clear" w:color="auto" w:fill="d0ddef"/>
+        </w:tblPrEx>
         <w:trPr>
-          <w:trHeight w:val="2214"/>
-          <w:jc w:val="right"/>
+          <w:trHeight w:val="2214" w:hRule="atLeast"/>
         </w:trPr>
         <w:tc>
           <w:tcPr>
-            <w:tcW w:w="3339" w:type="dxa"/>
+            <w:tcW w:type="dxa" w:w="3339"/>
             <w:tcBorders>
               <w:top w:val="nil"/>
               <w:left w:val="nil"/>
               <w:bottom w:val="nil"/>
               <w:right w:val="nil"/>
             </w:tcBorders>
+            <w:shd w:val="clear" w:color="auto" w:fill="auto"/>
             <w:tcMar>
-              <w:top w:w="80" w:type="dxa"/>
-              <w:left w:w="80" w:type="dxa"/>
-              <w:bottom w:w="80" w:type="dxa"/>
-              <w:right w:w="80" w:type="dxa"/>
+              <w:top w:type="dxa" w:w="80"/>
+              <w:left w:type="dxa" w:w="80"/>
+              <w:bottom w:type="dxa" w:w="80"/>
+              <w:right w:type="dxa" w:w="80"/>
             </w:tcMar>
             <w:vAlign w:val="center"/>
           </w:tcPr>
           <w:p>
             <w:pPr>
-              <w:pStyle w:val="BodyA"/>
+              <w:pStyle w:val="Body A"/>
               <w:tabs>
                 <w:tab w:val="center" w:pos="4680"/>
                 <w:tab w:val="right" w:pos="9360"/>
@@ -56,14 +59,14 @@
             </w:pPr>
             <w:r>
               <w:rPr>
-                <w:rFonts w:ascii="Calibri" w:hAnsi="Calibri" w:eastAsia="Calibri" w:cs="Calibri"/>
-                <w:noProof/>
+                <w:rFonts w:ascii="Calibri" w:cs="Calibri" w:hAnsi="Calibri" w:eastAsia="Calibri"/>
                 <w:kern w:val="2"/>
                 <w:sz w:val="22"/>
                 <w:szCs w:val="22"/>
+                <w:shd w:val="nil" w:color="auto" w:fill="auto"/>
               </w:rPr>
-              <w:drawing>
-                <wp:inline distT="0" distB="0" distL="0" distR="0" wp14:anchorId="3D4244C8" wp14:editId="32558047">
+              <w:drawing xmlns:a="http://schemas.openxmlformats.org/drawingml/2006/main">
+                <wp:inline distT="0" distB="0" distL="0" distR="0">
                   <wp:extent cx="1524000" cy="758825"/>
                   <wp:effectExtent l="0" t="0" r="0" b="0"/>
                   <wp:docPr id="1073741827" name="officeArt object" descr="A blue and yellow logo&#10;&#10;Description automatically generated"/>
@@ -78,7 +81,9 @@
                           </pic:cNvPicPr>
                         </pic:nvPicPr>
                         <pic:blipFill>
-                          <a:blip r:embed="rId6"/>
+                          <a:blip r:embed="rId4">
+                            <a:extLst/>
+                          </a:blip>
                           <a:stretch>
                             <a:fillRect/>
                           </a:stretch>
@@ -107,176 +112,155 @@
         </w:tc>
         <w:tc>
           <w:tcPr>
-            <w:tcW w:w="3547" w:type="dxa"/>
+            <w:tcW w:type="dxa" w:w="3547"/>
             <w:tcBorders>
               <w:top w:val="nil"/>
               <w:left w:val="nil"/>
               <w:bottom w:val="nil"/>
               <w:right w:val="nil"/>
             </w:tcBorders>
+            <w:shd w:val="clear" w:color="auto" w:fill="auto"/>
             <w:tcMar>
-              <w:top w:w="80" w:type="dxa"/>
-              <w:left w:w="80" w:type="dxa"/>
-              <w:bottom w:w="80" w:type="dxa"/>
-              <w:right w:w="80" w:type="dxa"/>
+              <w:top w:type="dxa" w:w="80"/>
+              <w:left w:type="dxa" w:w="80"/>
+              <w:bottom w:type="dxa" w:w="80"/>
+              <w:right w:type="dxa" w:w="80"/>
             </w:tcMar>
             <w:vAlign w:val="center"/>
           </w:tcPr>
           <w:p>
             <w:pPr>
-              <w:pStyle w:val="BodyA"/>
+              <w:pStyle w:val="Body A"/>
               <w:tabs>
                 <w:tab w:val="center" w:pos="4680"/>
                 <w:tab w:val="right" w:pos="9360"/>
               </w:tabs>
-              <w:spacing w:before="120"/>
+              <w:bidi w:val="1"/>
+              <w:ind w:left="0" w:right="0" w:firstLine="0"/>
               <w:jc w:val="center"/>
               <w:rPr>
-                <w:rFonts w:ascii="Arial" w:hAnsi="Arial" w:eastAsia="Arial" w:cs="Arial"/>
-                <w:color w:val="1F4E79"/>
+                <w:rFonts w:ascii="Arial" w:cs="Arial" w:hAnsi="Arial" w:eastAsia="Arial"/>
+                <w:b w:val="1"/>
+                <w:bCs w:val="1"/>
+                <w:outline w:val="0"/>
+                <w:color w:val="1f4e79"/>
                 <w:kern w:val="2"/>
-                <w:sz w:val="32"/>
-                <w:szCs w:val="32"/>
-                <w:u w:color="1F4E79"/>
+                <w:sz w:val="28"/>
+                <w:szCs w:val="28"/>
+                <w:u w:color="1f4e79"/>
+                <w:shd w:val="nil" w:color="auto" w:fill="auto"/>
+                <w:rtl w:val="1"/>
+                <w14:textFill>
+                  <w14:solidFill>
+                    <w14:srgbClr w14:val="1F4E79"/>
+                  </w14:solidFill>
+                </w14:textFill>
               </w:rPr>
             </w:pPr>
             <w:r>
               <w:rPr>
-                <w:rFonts w:ascii="Arial" w:hAnsi="Arial" w:eastAsia="Arial" w:cs="Arial"/>
-                <w:noProof/>
-                <w:color w:val="1F4E79"/>
-                <w:kern w:val="2"/>
-                <w:sz w:val="32"/>
-                <w:szCs w:val="32"/>
-                <w:u w:color="1F4E79"/>
-              </w:rPr>
-              <w:drawing>
-                <wp:inline distT="0" distB="0" distL="0" distR="0" wp14:anchorId="1526F28C" wp14:editId="123394AB">
-                  <wp:extent cx="1152525" cy="942975"/>
-                  <wp:effectExtent l="0" t="0" r="0" b="0"/>
-                  <wp:docPr id="1073741828" name="officeArt object" descr="A logo of a university&#10;&#10;AI-generated content may be incorrect."/>
-                  <wp:cNvGraphicFramePr/>
-                  <a:graphic xmlns:a="http://schemas.openxmlformats.org/drawingml/2006/main">
-                    <a:graphicData uri="http://schemas.openxmlformats.org/drawingml/2006/picture">
-                      <pic:pic xmlns:pic="http://schemas.openxmlformats.org/drawingml/2006/picture">
-                        <pic:nvPicPr>
-                          <pic:cNvPr id="1073741828" name="A logo of a universityAI-generated content may be incorrect." descr="A logo of a universityAI-generated content may be incorrect."/>
-                          <pic:cNvPicPr>
-                            <a:picLocks noChangeAspect="1"/>
-                          </pic:cNvPicPr>
-                        </pic:nvPicPr>
-                        <pic:blipFill>
-                          <a:blip r:embed="rId7"/>
-                          <a:stretch>
-                            <a:fillRect/>
-                          </a:stretch>
-                        </pic:blipFill>
-                        <pic:spPr>
-                          <a:xfrm>
-                            <a:off x="0" y="0"/>
-                            <a:ext cx="1152525" cy="942975"/>
-                          </a:xfrm>
-                          <a:prstGeom prst="rect">
-                            <a:avLst/>
-                          </a:prstGeom>
-                          <a:ln w="12700" cap="flat">
-                            <a:noFill/>
-                            <a:miter lim="400000"/>
-                          </a:ln>
-                          <a:effectLst/>
-                        </pic:spPr>
-                      </pic:pic>
-                    </a:graphicData>
-                  </a:graphic>
-                </wp:inline>
-              </w:drawing>
-            </w:r>
-          </w:p>
-          <w:p>
-            <w:pPr>
-              <w:pStyle w:val="BodyA"/>
-              <w:tabs>
-                <w:tab w:val="center" w:pos="4680"/>
-                <w:tab w:val="right" w:pos="9360"/>
-              </w:tabs>
-              <w:jc w:val="center"/>
-              <w:rPr>
-                <w:rFonts w:ascii="Arial" w:hAnsi="Arial" w:eastAsia="Arial" w:cs="Arial"/>
-                <w:b/>
-                <w:bCs/>
-                <w:color w:val="1F4E79"/>
+                <w:rFonts w:ascii="Arial Unicode MS" w:cs="Arial" w:hAnsi="Arial Unicode MS" w:eastAsia="Arial Unicode MS" w:hint="cs"/>
+                <w:b w:val="1"/>
+                <w:bCs w:val="1"/>
+                <w:outline w:val="0"/>
+                <w:color w:val="1f4e79"/>
                 <w:kern w:val="2"/>
                 <w:sz w:val="28"/>
                 <w:szCs w:val="28"/>
-                <w:u w:color="1F4E79"/>
-                <w:rtl/>
-              </w:rPr>
-            </w:pPr>
-            <w:r>
-              <w:rPr>
-                <w:rFonts w:hint="cs" w:ascii="Arial Unicode MS" w:hAnsi="Arial Unicode MS" w:eastAsia="Arial Unicode MS" w:cs="Arial"/>
-                <w:b/>
-                <w:bCs/>
-                <w:color w:val="1F4E79"/>
-                <w:kern w:val="2"/>
-                <w:sz w:val="28"/>
-                <w:szCs w:val="28"/>
-                <w:u w:color="1F4E79"/>
-                <w:rtl/>
-                <w:lang w:val="ar-SA"/>
+                <w:u w:color="1f4e79"/>
+                <w:shd w:val="nil" w:color="auto" w:fill="auto"/>
+                <w:rtl w:val="1"/>
+                <w:lang w:val="ar-SA" w:bidi="ar-SA"/>
+                <w14:textFill>
+                  <w14:solidFill>
+                    <w14:srgbClr w14:val="1F4E79"/>
+                  </w14:solidFill>
+                </w14:textFill>
               </w:rPr>
               <w:t>كلية الهندسة</w:t>
             </w:r>
           </w:p>
           <w:p>
             <w:pPr>
-              <w:pStyle w:val="BodyA"/>
+              <w:pStyle w:val="Body A"/>
               <w:tabs>
                 <w:tab w:val="center" w:pos="4680"/>
                 <w:tab w:val="right" w:pos="9360"/>
               </w:tabs>
+              <w:bidi w:val="1"/>
+              <w:ind w:left="0" w:right="0" w:firstLine="0"/>
               <w:jc w:val="center"/>
               <w:rPr>
-                <w:rtl/>
+                <w:rtl w:val="1"/>
               </w:rPr>
             </w:pPr>
             <w:r>
               <w:rPr>
-                <w:rFonts w:hint="cs" w:ascii="Arial Unicode MS" w:hAnsi="Arial Unicode MS" w:eastAsia="Arial Unicode MS" w:cs="Arial"/>
-                <w:b/>
-                <w:bCs/>
-                <w:color w:val="1F4E79"/>
+                <w:rFonts w:ascii="Arial Unicode MS" w:cs="Arial" w:hAnsi="Arial Unicode MS" w:eastAsia="Arial Unicode MS" w:hint="cs"/>
+                <w:b w:val="1"/>
+                <w:bCs w:val="1"/>
+                <w:outline w:val="0"/>
+                <w:color w:val="1f4e79"/>
                 <w:kern w:val="2"/>
                 <w:sz w:val="28"/>
                 <w:szCs w:val="28"/>
-                <w:u w:color="1F4E79"/>
-                <w:rtl/>
-                <w:lang w:val="ar-SA"/>
+                <w:u w:color="1f4e79"/>
+                <w:shd w:val="nil" w:color="auto" w:fill="auto"/>
+                <w:rtl w:val="1"/>
+                <w:lang w:val="ar-SA" w:bidi="ar-SA"/>
+                <w14:textFill>
+                  <w14:solidFill>
+                    <w14:srgbClr w14:val="1F4E79"/>
+                  </w14:solidFill>
+                </w14:textFill>
               </w:rPr>
-              <w:t>قسم الهندسة الطبية الحيوية</w:t>
+              <w:t>قسم هندسة ال</w:t>
+            </w:r>
+            <w:r>
+              <w:rPr>
+                <w:rFonts w:ascii="Arial Unicode MS" w:cs="Arial" w:hAnsi="Arial Unicode MS" w:eastAsia="Arial Unicode MS" w:hint="cs"/>
+                <w:b w:val="1"/>
+                <w:bCs w:val="1"/>
+                <w:outline w:val="0"/>
+                <w:color w:val="1f4e79"/>
+                <w:kern w:val="2"/>
+                <w:sz w:val="28"/>
+                <w:szCs w:val="28"/>
+                <w:u w:color="1f4e79"/>
+                <w:shd w:val="nil" w:color="auto" w:fill="auto"/>
+                <w:rtl w:val="1"/>
+                <w:lang w:val="ar-SA" w:bidi="ar-SA"/>
+                <w14:textFill>
+                  <w14:solidFill>
+                    <w14:srgbClr w14:val="1F4E79"/>
+                  </w14:solidFill>
+                </w14:textFill>
+              </w:rPr>
+              <w:t>ذكاء الاصطناعى</w:t>
             </w:r>
           </w:p>
         </w:tc>
         <w:tc>
           <w:tcPr>
-            <w:tcW w:w="2741" w:type="dxa"/>
+            <w:tcW w:type="dxa" w:w="2741"/>
             <w:tcBorders>
               <w:top w:val="nil"/>
               <w:left w:val="nil"/>
               <w:bottom w:val="nil"/>
               <w:right w:val="nil"/>
             </w:tcBorders>
+            <w:shd w:val="clear" w:color="auto" w:fill="auto"/>
             <w:tcMar>
-              <w:top w:w="80" w:type="dxa"/>
-              <w:left w:w="80" w:type="dxa"/>
-              <w:bottom w:w="80" w:type="dxa"/>
-              <w:right w:w="80" w:type="dxa"/>
+              <w:top w:type="dxa" w:w="80"/>
+              <w:left w:type="dxa" w:w="80"/>
+              <w:bottom w:type="dxa" w:w="80"/>
+              <w:right w:type="dxa" w:w="80"/>
             </w:tcMar>
             <w:vAlign w:val="center"/>
           </w:tcPr>
           <w:p>
             <w:pPr>
-              <w:pStyle w:val="BodyA"/>
+              <w:pStyle w:val="Body A"/>
               <w:tabs>
                 <w:tab w:val="center" w:pos="4680"/>
                 <w:tab w:val="right" w:pos="9360"/>
@@ -284,29 +268,31 @@
             </w:pPr>
             <w:r>
               <w:rPr>
-                <w:rFonts w:ascii="Calibri" w:hAnsi="Calibri" w:eastAsia="Calibri" w:cs="Calibri"/>
-                <w:noProof/>
+                <w:rFonts w:ascii="Calibri" w:cs="Calibri" w:hAnsi="Calibri" w:eastAsia="Calibri"/>
                 <w:kern w:val="2"/>
                 <w:sz w:val="22"/>
                 <w:szCs w:val="22"/>
+                <w:shd w:val="nil" w:color="auto" w:fill="auto"/>
               </w:rPr>
-              <w:drawing>
-                <wp:inline distT="0" distB="0" distL="0" distR="0" wp14:anchorId="5FDB1340" wp14:editId="727E61C1">
+              <w:drawing xmlns:a="http://schemas.openxmlformats.org/drawingml/2006/main">
+                <wp:inline distT="0" distB="0" distL="0" distR="0">
                   <wp:extent cx="1171575" cy="1000125"/>
                   <wp:effectExtent l="0" t="0" r="0" b="0"/>
-                  <wp:docPr id="1073741829" name="officeArt object" descr="Picture 6"/>
+                  <wp:docPr id="1073741828" name="officeArt object" descr="Picture 6"/>
                   <wp:cNvGraphicFramePr/>
                   <a:graphic xmlns:a="http://schemas.openxmlformats.org/drawingml/2006/main">
                     <a:graphicData uri="http://schemas.openxmlformats.org/drawingml/2006/picture">
                       <pic:pic xmlns:pic="http://schemas.openxmlformats.org/drawingml/2006/picture">
                         <pic:nvPicPr>
-                          <pic:cNvPr id="1073741829" name="Picture 6" descr="Picture 6"/>
+                          <pic:cNvPr id="1073741828" name="Picture 6" descr="Picture 6"/>
                           <pic:cNvPicPr>
                             <a:picLocks noChangeAspect="1"/>
                           </pic:cNvPicPr>
                         </pic:nvPicPr>
                         <pic:blipFill>
-                          <a:blip r:embed="rId8"/>
+                          <a:blip r:embed="rId5">
+                            <a:extLst/>
+                          </a:blip>
                           <a:stretch>
                             <a:fillRect/>
                           </a:stretch>
@@ -337,12 +323,22 @@
     </w:tbl>
     <w:p>
       <w:pPr>
-        <w:pStyle w:val="BodyA"/>
+        <w:pStyle w:val="Body"/>
+        <w:widowControl w:val="0"/>
+        <w:jc w:val="right"/>
+      </w:pPr>
+    </w:p>
+    <w:p>
+      <w:pPr>
+        <w:pStyle w:val="Body A"/>
         <w:widowControl w:val="0"/>
         <w:bidi w:val="0"/>
         <w:spacing w:before="120" w:after="120"/>
-        <w:ind w:left="0" w:hanging="0"/>
+        <w:ind w:left="0" w:right="0" w:firstLine="0"/>
         <w:jc w:val="left"/>
+        <w:rPr>
+          <w:rtl w:val="0"/>
+        </w:rPr>
       </w:pPr>
       <w:r>
         <w:rPr>
@@ -350,6 +346,8 @@
           <w:bCs w:val="1"/>
           <w:sz w:val="22"/>
           <w:szCs w:val="22"/>
+          <w:rtl w:val="0"/>
+          <w:lang w:val="en-US"/>
         </w:rPr>
         <w:t>Code No.</w:t>
       </w:r>
@@ -357,43 +355,55 @@
         <w:rPr>
           <w:b w:val="1"/>
           <w:bCs w:val="1"/>
-          <w:color w:val="FF0000"/>
+          <w:outline w:val="0"/>
+          <w:color w:val="ff0000"/>
           <w:sz w:val="22"/>
           <w:szCs w:val="22"/>
+          <w:u w:color="ff0000"/>
+          <w:rtl w:val="0"/>
           <w:lang w:val="de-DE"/>
+          <w14:textFill>
+            <w14:solidFill>
+              <w14:srgbClr w14:val="FF0000"/>
+            </w14:solidFill>
+          </w14:textFill>
         </w:rPr>
         <w:t xml:space="preserve"> {{CODE_NUMBER}}</w:t>
       </w:r>
       <w:r>
+        <w:rPr>
+          <w:rtl w:val="0"/>
+          <w:lang w:val="en-US"/>
+        </w:rPr>
         <mc:AlternateContent>
           <mc:Choice Requires="wps">
-            <w:drawing>
-              <wp:inline wp14:editId="1FADA9B5" wp14:anchorId="1018B445">
-                <wp:extent cx="6520182" cy="2"/>
+            <w:drawing xmlns:a="http://schemas.openxmlformats.org/drawingml/2006/main">
+              <wp:inline distT="0" distB="0" distL="0" distR="0">
+                <wp:extent cx="6113019" cy="2"/>
                 <wp:effectExtent l="0" t="0" r="0" b="0"/>
-                <wp:docPr id="32852242" name="officeArt object" descr="Straight Connector 2"/>
+                <wp:docPr id="1073741829" name="officeArt object" descr="Straight Connector 2"/>
                 <wp:cNvGraphicFramePr/>
-                <a:graphic>
-                  <a:graphicData xmlns:a="http://schemas.openxmlformats.org/drawingml/2006/main" uri="http://schemas.microsoft.com/office/word/2010/wordprocessingShape">
-                    <wps:wsp xmlns:wps="http://schemas.microsoft.com/office/word/2010/wordprocessingShape">
-                      <wps:cNvCnPr/>
+                <a:graphic xmlns:a="http://schemas.openxmlformats.org/drawingml/2006/main">
+                  <a:graphicData uri="http://schemas.microsoft.com/office/word/2010/wordprocessingShape">
+                    <wps:wsp>
+                      <wps:cNvSpPr/>
                       <wps:spPr>
-                        <a:xfrm xmlns:a="http://schemas.openxmlformats.org/drawingml/2006/main" flipH="1" flipV="1">
+                        <a:xfrm flipH="1" flipV="1">
                           <a:off x="0" y="0"/>
-                          <a:ext cx="6520182" cy="2"/>
+                          <a:ext cx="6113019" cy="2"/>
                         </a:xfrm>
-                        <a:prstGeom xmlns:a="http://schemas.openxmlformats.org/drawingml/2006/main" prst="line">
+                        <a:prstGeom prst="line">
                           <a:avLst/>
                         </a:prstGeom>
-                        <a:noFill xmlns:a="http://schemas.openxmlformats.org/drawingml/2006/main"/>
-                        <a:ln xmlns:a="http://schemas.openxmlformats.org/drawingml/2006/main" w="28575" cap="flat">
+                        <a:noFill/>
+                        <a:ln w="28575" cap="flat">
                           <a:solidFill>
                             <a:srgbClr val="B4881A"/>
                           </a:solidFill>
                           <a:prstDash val="solid"/>
                           <a:miter lim="800000"/>
                         </a:ln>
-                        <a:effectLst xmlns:a="http://schemas.openxmlformats.org/drawingml/2006/main"/>
+                        <a:effectLst/>
                       </wps:spPr>
                       <wps:bodyPr/>
                     </wps:wsp>
@@ -402,13 +412,20 @@
               </wp:inline>
             </w:drawing>
           </mc:Choice>
-          <mc:Fallback/>
+          <mc:Fallback>
+            <w:pict>
+              <v:line id="_x0000_s1026" style="visibility:visible;width:481.3pt;height:0.0pt;flip:x y;">
+                <v:fill on="f"/>
+                <v:stroke filltype="solid" color="#B4881A" opacity="100.0%" weight="2.2pt" dashstyle="solid" endcap="flat" miterlimit="800.0%" joinstyle="miter" linestyle="single" startarrow="none" startarrowwidth="medium" startarrowlength="medium" endarrow="none" endarrowwidth="medium" endarrowlength="medium"/>
+              </v:line>
+            </w:pict>
+          </mc:Fallback>
         </mc:AlternateContent>
       </w:r>
     </w:p>
     <w:p>
       <w:pPr>
-        <w:pStyle w:val="BodyA"/>
+        <w:pStyle w:val="Body A"/>
         <w:tabs>
           <w:tab w:val="left" w:pos="720"/>
           <w:tab w:val="left" w:pos="1440"/>
@@ -423,195 +440,20 @@
           <w:bCs w:val="1"/>
           <w:sz w:val="28"/>
           <w:szCs w:val="28"/>
-          <w:rtl w:val="1"/>
-          <w:lang w:val="ar-SA"/>
+          <w:lang w:val="ar-SA" w:bidi="ar-SA"/>
         </w:rPr>
       </w:pPr>
       <w:r>
         <w:rPr>
-          <w:rFonts w:ascii="Arial Unicode MS" w:hAnsi="Arial Unicode MS" w:eastAsia="Arial Unicode MS"/>
+          <w:rFonts w:ascii="Arial Unicode MS" w:cs="Times New Roman" w:hAnsi="Arial Unicode MS" w:eastAsia="Arial Unicode MS" w:hint="cs"/>
           <w:b w:val="1"/>
           <w:bCs w:val="1"/>
           <w:sz w:val="28"/>
           <w:szCs w:val="28"/>
           <w:rtl w:val="1"/>
-          <w:lang w:val="ar-SA"/>
+          <w:lang w:val="ar-SA" w:bidi="ar-SA"/>
         </w:rPr>
-        <w:t>الراس</w:t>
-      </w:r>
-      <w:r>
-        <w:rPr>
-          <w:rFonts w:ascii="Arial Unicode MS" w:hAnsi="Arial Unicode MS" w:eastAsia="Arial Unicode MS"/>
-          <w:b w:val="1"/>
-          <w:bCs w:val="1"/>
-          <w:sz w:val="28"/>
-          <w:szCs w:val="28"/>
-          <w:rtl w:val="1"/>
-          <w:lang w:val="ar-SA"/>
-        </w:rPr>
-        <w:t>ــــــــل</w:t>
-      </w:r>
-      <w:r>
-        <w:rPr>
-          <w:b w:val="1"/>
-          <w:bCs w:val="1"/>
-          <w:sz w:val="28"/>
-          <w:szCs w:val="28"/>
-          <w:lang w:val="ar-SA"/>
-        </w:rPr>
-        <w:t>:</w:t>
-      </w:r>
-      <w:r>
-        <w:rPr>
-          <w:b w:val="1"/>
-          <w:bCs w:val="1"/>
-          <w:sz w:val="28"/>
-          <w:szCs w:val="28"/>
-          <w:lang w:val="ar-SA"/>
-        </w:rPr>
-        <w:t xml:space="preserve"> </w:t>
-      </w:r>
-      <w:r>
-        <w:rPr>
-          <w:b w:val="1"/>
-          <w:bCs w:val="1"/>
-          <w:sz w:val="28"/>
-          <w:szCs w:val="28"/>
-          <w:lang w:val="ar-SA"/>
-        </w:rPr>
-        <w:t>{{SENDER_TOP}}</w:t>
-      </w:r>
-    </w:p>
-    <w:p>
-      <w:pPr>
-        <w:pStyle w:val="BodyA"/>
-        <w:spacing w:line="360" w:lineRule="auto"/>
-        <w:jc w:val="both"/>
-        <w:rPr>
-          <w:b w:val="1"/>
-          <w:bCs w:val="1"/>
-          <w:sz w:val="28"/>
-          <w:szCs w:val="28"/>
-        </w:rPr>
-      </w:pPr>
-      <w:r>
-        <w:rPr>
-          <w:rFonts w:ascii="Arial Unicode MS" w:hAnsi="Arial Unicode MS" w:eastAsia="Arial Unicode MS"/>
-          <w:b w:val="1"/>
-          <w:bCs w:val="1"/>
-          <w:sz w:val="28"/>
-          <w:szCs w:val="28"/>
-          <w:rtl w:val="1"/>
-          <w:lang w:val="ar-SA"/>
-        </w:rPr>
-        <w:t>المرس</w:t>
-      </w:r>
-      <w:r>
-        <w:rPr>
-          <w:rFonts w:ascii="Arial Unicode MS" w:hAnsi="Arial Unicode MS" w:eastAsia="Arial Unicode MS"/>
-          <w:b w:val="1"/>
-          <w:bCs w:val="1"/>
-          <w:sz w:val="28"/>
-          <w:szCs w:val="28"/>
-          <w:rtl w:val="1"/>
-          <w:lang w:val="ar-SA"/>
-        </w:rPr>
-        <w:t>ـ</w:t>
-      </w:r>
-      <w:r>
-        <w:rPr>
-          <w:rFonts w:ascii="Arial Unicode MS" w:hAnsi="Arial Unicode MS" w:eastAsia="Arial Unicode MS"/>
-          <w:b w:val="1"/>
-          <w:bCs w:val="1"/>
-          <w:sz w:val="28"/>
-          <w:szCs w:val="28"/>
-          <w:rtl w:val="1"/>
-          <w:lang w:val="ar-SA"/>
-        </w:rPr>
-        <w:t>ل إليه</w:t>
-      </w:r>
-      <w:r>
-        <w:rPr>
-          <w:b w:val="1"/>
-          <w:bCs w:val="1"/>
-          <w:sz w:val="28"/>
-          <w:szCs w:val="28"/>
-          <w:lang w:val="ar-SA"/>
-        </w:rPr>
-        <w:t>:</w:t>
-      </w:r>
-      <w:r>
-        <w:rPr>
-          <w:b w:val="1"/>
-          <w:bCs w:val="1"/>
-          <w:sz w:val="28"/>
-          <w:szCs w:val="28"/>
-          <w:lang w:val="ar-SA"/>
-        </w:rPr>
-        <w:t xml:space="preserve"> </w:t>
-      </w:r>
-      <w:r>
-        <w:rPr>
-          <w:b w:val="1"/>
-          <w:bCs w:val="1"/>
-          <w:sz w:val="28"/>
-          <w:szCs w:val="28"/>
-          <w:lang w:val="ar-SA"/>
-        </w:rPr>
-        <w:t>{{STACK_HOLDER}} / {{POSITION}}</w:t>
-      </w:r>
-    </w:p>
-    <w:p>
-      <w:pPr>
-        <w:pStyle w:val="BodyA"/>
-        <w:spacing w:line="360" w:lineRule="auto"/>
-        <w:jc w:val="both"/>
-        <w:rPr>
-          <w:rPrChange w:author="" w16du:dateUtc="2026-08-07T11:52:00Z" w:id="294754106">
-            <w:rPr>
-              <w:b/>
-              <w:bCs/>
-              <w:sz w:val="28"/>
-              <w:szCs w:val="28"/>
-            </w:rPr>
-          </w:rPrChange>
-        </w:rPr>
-      </w:pPr>
-      <w:r>
-        <w:rPr>
-          <w:rFonts w:ascii="Arial Unicode MS" w:hAnsi="Arial Unicode MS" w:eastAsia="Arial Unicode MS"/>
-          <w:b w:val="1"/>
-          <w:bCs w:val="1"/>
-          <w:sz w:val="28"/>
-          <w:szCs w:val="28"/>
-          <w:rtl w:val="1"/>
-          <w:lang w:val="ar-SA"/>
-        </w:rPr>
-        <w:t>الموضــ</w:t>
-      </w:r>
-      <w:r>
-        <w:rPr>
-          <w:rFonts w:ascii="Arial Unicode MS" w:hAnsi="Arial Unicode MS" w:eastAsia="Arial Unicode MS"/>
-          <w:b w:val="1"/>
-          <w:bCs w:val="1"/>
-          <w:sz w:val="28"/>
-          <w:szCs w:val="28"/>
-          <w:rtl w:val="1"/>
-          <w:lang w:val="ar-SA"/>
-        </w:rPr>
-        <w:t>ـ</w:t>
-      </w:r>
-      <w:r>
-        <w:rPr>
-          <w:rFonts w:ascii="Arial Unicode MS" w:hAnsi="Arial Unicode MS" w:eastAsia="Arial Unicode MS"/>
-          <w:b w:val="1"/>
-          <w:bCs w:val="1"/>
-          <w:sz w:val="28"/>
-          <w:szCs w:val="28"/>
-          <w:rtl w:val="1"/>
-          <w:lang w:val="ar-SA"/>
-        </w:rPr>
-        <w:t>ـوع</w:t>
+        <w:t>الراســــــــل</w:t>
       </w:r>
       <w:r>
         <w:rPr>
@@ -620,9 +462,35 @@
           <w:sz w:val="28"/>
           <w:szCs w:val="28"/>
           <w:rtl w:val="1"/>
-          <w:lang w:val="ar-SA"/>
+          <w:lang w:val="ar-SA" w:bidi="ar-SA"/>
         </w:rPr>
-        <w:t>:</w:t>
+        <w:t>: {{SENDER_TOP}}</w:t>
+      </w:r>
+    </w:p>
+    <w:p>
+      <w:pPr>
+        <w:pStyle w:val="Body A"/>
+        <w:spacing w:line="360" w:lineRule="auto"/>
+        <w:jc w:val="both"/>
+        <w:rPr>
+          <w:b w:val="1"/>
+          <w:bCs w:val="1"/>
+          <w:sz w:val="28"/>
+          <w:szCs w:val="28"/>
+          <w:lang w:val="ar-SA" w:bidi="ar-SA"/>
+        </w:rPr>
+      </w:pPr>
+      <w:r>
+        <w:rPr>
+          <w:rFonts w:ascii="Arial Unicode MS" w:cs="Times New Roman" w:hAnsi="Arial Unicode MS" w:eastAsia="Arial Unicode MS" w:hint="cs"/>
+          <w:b w:val="1"/>
+          <w:bCs w:val="1"/>
+          <w:sz w:val="28"/>
+          <w:szCs w:val="28"/>
+          <w:rtl w:val="1"/>
+          <w:lang w:val="ar-SA" w:bidi="ar-SA"/>
+        </w:rPr>
+        <w:t>المرسـل إليه</w:t>
       </w:r>
       <w:r>
         <w:rPr>
@@ -630,9 +498,29 @@
           <w:bCs w:val="1"/>
           <w:sz w:val="28"/>
           <w:szCs w:val="28"/>
-          <w:lang w:val="ar-SA"/>
+          <w:rtl w:val="1"/>
+          <w:lang w:val="ar-SA" w:bidi="ar-SA"/>
         </w:rPr>
-        <w:t xml:space="preserve"> {{</w:t>
+        <w:t>: {{STACK_HOLDER}} / {{POSITION}}</w:t>
+      </w:r>
+    </w:p>
+    <w:p>
+      <w:pPr>
+        <w:pStyle w:val="Body A"/>
+        <w:spacing w:line="360" w:lineRule="auto"/>
+        <w:jc w:val="both"/>
+      </w:pPr>
+      <w:r>
+        <w:rPr>
+          <w:rFonts w:ascii="Arial Unicode MS" w:cs="Times New Roman" w:hAnsi="Arial Unicode MS" w:eastAsia="Arial Unicode MS" w:hint="cs"/>
+          <w:b w:val="1"/>
+          <w:bCs w:val="1"/>
+          <w:sz w:val="28"/>
+          <w:szCs w:val="28"/>
+          <w:rtl w:val="1"/>
+          <w:lang w:val="ar-SA" w:bidi="ar-SA"/>
+        </w:rPr>
+        <w:t>الموضــــوع</w:t>
       </w:r>
       <w:r>
         <w:rPr>
@@ -640,6 +528,19 @@
           <w:bCs w:val="1"/>
           <w:sz w:val="28"/>
           <w:szCs w:val="28"/>
+          <w:rtl w:val="1"/>
+          <w:lang w:val="ar-SA" w:bidi="ar-SA"/>
+        </w:rPr>
+        <w:t>: {{</w:t>
+      </w:r>
+      <w:r>
+        <w:rPr>
+          <w:b w:val="1"/>
+          <w:bCs w:val="1"/>
+          <w:sz w:val="28"/>
+          <w:szCs w:val="28"/>
+          <w:rtl w:val="0"/>
+          <w:lang w:val="en-US"/>
         </w:rPr>
         <w:t>SUBJECT</w:t>
       </w:r>
@@ -649,52 +550,54 @@
           <w:bCs w:val="1"/>
           <w:sz w:val="28"/>
           <w:szCs w:val="28"/>
-          <w:lang w:val="ar-SA"/>
+          <w:rtl w:val="1"/>
+          <w:lang w:val="ar-SA" w:bidi="ar-SA"/>
         </w:rPr>
         <w:t>}}</w:t>
       </w:r>
       <w:r>
+        <w:rPr>
+          <w:lang w:val="ar-SA" w:bidi="ar-SA"/>
+        </w:rPr>
         <w:tab/>
       </w:r>
     </w:p>
     <w:p>
       <w:pPr>
-        <w:pStyle w:val="BodyA"/>
+        <w:pStyle w:val="Body A"/>
         <w:jc w:val="center"/>
       </w:pPr>
       <w:r>
         <w:rPr>
-          <w:b/>
-          <w:bCs/>
-          <w:noProof/>
+          <w:b w:val="1"/>
+          <w:bCs w:val="1"/>
           <w:sz w:val="28"/>
           <w:szCs w:val="28"/>
-          <w:lang w:val="ar-SA"/>
         </w:rPr>
         <mc:AlternateContent>
           <mc:Choice Requires="wps">
-            <w:drawing>
-              <wp:anchor distT="0" distB="0" distL="0" distR="0" simplePos="0" relativeHeight="251660288" behindDoc="0" locked="0" layoutInCell="1" allowOverlap="1" wp14:anchorId="1FE33627" wp14:editId="6AA14AD6">
+            <w:drawing xmlns:a="http://schemas.openxmlformats.org/drawingml/2006/main">
+              <wp:anchor distT="0" distB="0" distL="0" distR="0" simplePos="0" relativeHeight="251659264" behindDoc="0" locked="0" layoutInCell="1" allowOverlap="1">
                 <wp:simplePos x="0" y="0"/>
                 <wp:positionH relativeFrom="column">
-                  <wp:posOffset>-194944</wp:posOffset>
+                  <wp:posOffset>-180656</wp:posOffset>
                 </wp:positionH>
                 <wp:positionV relativeFrom="line">
-                  <wp:posOffset>84825</wp:posOffset>
+                  <wp:posOffset>70537</wp:posOffset>
                 </wp:positionV>
-                <wp:extent cx="6520182" cy="2"/>
+                <wp:extent cx="6520183" cy="3"/>
                 <wp:effectExtent l="0" t="0" r="0" b="0"/>
                 <wp:wrapNone/>
-                <wp:docPr id="1073741831" name="officeArt object" descr="Straight Connector 2"/>
+                <wp:docPr id="1073741830" name="officeArt object" descr="Straight Connector 2"/>
                 <wp:cNvGraphicFramePr/>
                 <a:graphic xmlns:a="http://schemas.openxmlformats.org/drawingml/2006/main">
                   <a:graphicData uri="http://schemas.microsoft.com/office/word/2010/wordprocessingShape">
                     <wps:wsp>
-                      <wps:cNvCnPr/>
+                      <wps:cNvSpPr/>
                       <wps:spPr>
                         <a:xfrm flipH="1" flipV="1">
                           <a:off x="0" y="0"/>
-                          <a:ext cx="6520182" cy="2"/>
+                          <a:ext cx="6520183" cy="3"/>
                         </a:xfrm>
                         <a:prstGeom prst="line">
                           <a:avLst/>
@@ -718,9 +621,9 @@
           </mc:Choice>
           <mc:Fallback>
             <w:pict>
-              <v:line id="_x0000_s1027" style="visibility:visible;position:absolute;margin-left:-15.3pt;margin-top:6.7pt;width:513.4pt;height:0.0pt;z-index:251660288;mso-position-horizontal:absolute;mso-position-horizontal-relative:text;mso-position-vertical:absolute;mso-position-vertical-relative:line;mso-wrap-distance-left:0.0pt;mso-wrap-distance-top:0.0pt;mso-wrap-distance-right:0.0pt;mso-wrap-distance-bottom:0.0pt;flip:x y;">
+              <v:line id="_x0000_s1027" style="visibility:visible;position:absolute;margin-left:-14.2pt;margin-top:5.6pt;width:513.4pt;height:0.0pt;z-index:251659264;mso-position-horizontal:absolute;mso-position-horizontal-relative:text;mso-position-vertical:absolute;mso-position-vertical-relative:line;mso-wrap-distance-left:0.0pt;mso-wrap-distance-top:0.0pt;mso-wrap-distance-right:0.0pt;mso-wrap-distance-bottom:0.0pt;flip:x y;">
                 <v:fill on="f"/>
-                <v:stroke weight="2.2pt" color="#B4881A" opacity="100.0%" linestyle="single" miterlimit="800.0%" joinstyle="miter" endcap="flat" dashstyle="solid" filltype="solid" startarrow="none" startarrowwidth="medium" startarrowlength="medium" endarrow="none" endarrowwidth="medium" endarrowlength="medium"/>
+                <v:stroke filltype="solid" color="#B4881A" opacity="100.0%" weight="2.2pt" dashstyle="solid" endcap="flat" miterlimit="800.0%" joinstyle="miter" linestyle="single" startarrow="none" startarrowwidth="medium" startarrowlength="medium" endarrow="none" endarrowwidth="medium" endarrowlength="medium"/>
                 <w10:wrap type="none" side="bothSides" anchorx="text"/>
               </v:line>
             </w:pict>
@@ -730,9 +633,9 @@
     </w:p>
     <w:p>
       <w:pPr>
-        <w:pStyle w:val="Body"/>
-        <w:bidi/>
-        <w:spacing w:line="240" w:lineRule="auto"/>
+        <w:pStyle w:val="Body B"/>
+        <w:bidi w:val="1"/>
+        <w:ind w:left="0" w:right="0" w:firstLine="0"/>
         <w:jc w:val="center"/>
         <w:rPr>
           <w:sz w:val="38"/>
@@ -742,480 +645,509 @@
       </w:pPr>
       <w:r>
         <w:rPr>
-          <w:rFonts w:ascii="Arial Unicode MS" w:hAnsi="Arial Unicode MS" w:eastAsia="Arial Unicode MS"/>
+          <w:rFonts w:ascii="Arial Unicode MS" w:cs="Times New Roman" w:hAnsi="Arial Unicode MS" w:eastAsia="Arial Unicode MS" w:hint="cs"/>
           <w:b w:val="1"/>
           <w:bCs w:val="1"/>
-          <w:color w:val="EE0000"/>
+          <w:outline w:val="0"/>
+          <w:color w:val="ee0000"/>
           <w:sz w:val="38"/>
           <w:szCs w:val="38"/>
+          <w:u w:color="ee0000"/>
           <w:rtl w:val="1"/>
-          <w:lang w:val="ar-SA"/>
+          <w:lang w:val="ar-SA" w:bidi="ar-SA"/>
+          <w14:textFill>
+            <w14:solidFill>
+              <w14:srgbClr w14:val="EE0000"/>
+            </w14:solidFill>
+          </w14:textFill>
         </w:rPr>
         <w:t xml:space="preserve">عناية السيد </w:t>
       </w:r>
       <w:r>
         <w:rPr>
+          <w:rFonts w:ascii="Times New Roman" w:hAnsi="Times New Roman"/>
           <w:b w:val="1"/>
           <w:bCs w:val="1"/>
-          <w:color w:val="EE0000"/>
+          <w:outline w:val="0"/>
+          <w:color w:val="ee0000"/>
           <w:sz w:val="38"/>
           <w:szCs w:val="38"/>
+          <w:u w:color="ee0000"/>
           <w:rtl w:val="1"/>
-          <w:lang w:val="ar-SA"/>
+          <w:lang w:val="ar-SA" w:bidi="ar-SA"/>
+          <w14:textFill>
+            <w14:solidFill>
+              <w14:srgbClr w14:val="EE0000"/>
+            </w14:solidFill>
+          </w14:textFill>
         </w:rPr>
         <w:t>{{</w:t>
       </w:r>
       <w:r>
         <w:rPr>
+          <w:rFonts w:ascii="Times New Roman" w:hAnsi="Times New Roman"/>
           <w:b w:val="1"/>
           <w:bCs w:val="1"/>
-          <w:color w:val="EE0000"/>
+          <w:outline w:val="0"/>
+          <w:color w:val="ee0000"/>
           <w:sz w:val="38"/>
           <w:szCs w:val="38"/>
+          <w:u w:color="ee0000"/>
+          <w:rtl w:val="0"/>
           <w:lang w:val="de-DE"/>
+          <w14:textFill>
+            <w14:solidFill>
+              <w14:srgbClr w14:val="EE0000"/>
+            </w14:solidFill>
+          </w14:textFill>
         </w:rPr>
         <w:t xml:space="preserve">STACK_HOLDER}} </w:t>
       </w:r>
     </w:p>
     <w:p>
       <w:pPr>
-        <w:pStyle w:val="Body"/>
-        <w:bidi/>
-        <w:spacing w:line="240" w:lineRule="auto"/>
+        <w:pStyle w:val="Body B"/>
+        <w:bidi w:val="1"/>
+        <w:ind w:left="0" w:right="0" w:firstLine="0"/>
         <w:jc w:val="center"/>
         <w:rPr>
-          <w:rFonts w:ascii="Arial Unicode MS" w:hAnsi="Arial Unicode MS" w:eastAsia="Arial Unicode MS" w:cs="Arial Unicode MS"/>
-          <w:color w:val="EE0000"/>
+          <w:rFonts w:ascii="Arial" w:cs="Arial" w:hAnsi="Arial" w:eastAsia="Arial"/>
+          <w:outline w:val="0"/>
+          <w:color w:val="ee0000"/>
           <w:sz w:val="32"/>
           <w:szCs w:val="32"/>
+          <w:u w:color="ee0000"/>
           <w:vertAlign w:val="baseline"/>
           <w:rtl w:val="1"/>
+          <w14:textFill>
+            <w14:solidFill>
+              <w14:srgbClr w14:val="EE0000"/>
+            </w14:solidFill>
+          </w14:textFill>
         </w:rPr>
       </w:pPr>
       <w:r>
         <w:rPr>
-          <w:rFonts w:ascii="Arial Unicode MS" w:hAnsi="Arial Unicode MS" w:eastAsia="Arial Unicode MS" w:cs="Arial Unicode MS"/>
+          <w:rFonts w:ascii="Arial" w:hAnsi="Arial"/>
           <w:b w:val="1"/>
           <w:bCs w:val="1"/>
-          <w:color w:val="EE0000"/>
+          <w:outline w:val="0"/>
+          <w:color w:val="ee0000"/>
           <w:sz w:val="32"/>
           <w:szCs w:val="32"/>
+          <w:u w:color="ee0000"/>
           <w:vertAlign w:val="baseline"/>
+          <w:rtl w:val="0"/>
+          <w:lang w:val="en-US"/>
+          <w14:textFill>
+            <w14:solidFill>
+              <w14:srgbClr w14:val="EE0000"/>
+            </w14:solidFill>
+          </w14:textFill>
         </w:rPr>
         <w:t xml:space="preserve">{{POSITION}}  </w:t>
       </w:r>
     </w:p>
     <w:p>
       <w:pPr>
-        <w:pStyle w:val="BodyA"/>
-        <w:spacing w:line="240" w:lineRule="auto"/>
+        <w:pStyle w:val="Body A"/>
         <w:jc w:val="center"/>
         <w:rPr>
-          <w:rFonts w:ascii="Arial Unicode MS" w:hAnsi="Arial Unicode MS" w:eastAsia="Arial Unicode MS" w:cs="Arial Unicode MS"/>
+          <w:rFonts w:ascii="Arial" w:cs="Arial" w:hAnsi="Arial" w:eastAsia="Arial"/>
           <w:b w:val="1"/>
           <w:bCs w:val="1"/>
-          <w:color w:val="EE0000"/>
+          <w:outline w:val="0"/>
+          <w:color w:val="ee0000"/>
           <w:sz w:val="28"/>
           <w:szCs w:val="28"/>
+          <w:u w:color="ee0000"/>
           <w:vertAlign w:val="baseline"/>
-          <w:rtl w:val="1"/>
-          <w:lang w:val="en-US"/>
+          <w14:textFill>
+            <w14:solidFill>
+              <w14:srgbClr w14:val="EE0000"/>
+            </w14:solidFill>
+          </w14:textFill>
         </w:rPr>
       </w:pPr>
       <w:r>
         <w:rPr>
-          <w:rFonts w:ascii="Arial Unicode MS" w:hAnsi="Arial Unicode MS" w:eastAsia="Arial Unicode MS" w:cs="Arial Unicode MS"/>
+          <w:rFonts w:ascii="Arial Unicode MS" w:cs="Arial" w:hAnsi="Arial Unicode MS" w:eastAsia="Arial Unicode MS" w:hint="cs"/>
           <w:b w:val="1"/>
           <w:bCs w:val="1"/>
-          <w:color w:val="EE0000"/>
+          <w:outline w:val="0"/>
+          <w:color w:val="ee0000"/>
           <w:sz w:val="28"/>
           <w:szCs w:val="28"/>
+          <w:u w:color="ee0000"/>
           <w:vertAlign w:val="baseline"/>
           <w:rtl w:val="1"/>
-          <w:lang w:val="en-US"/>
+          <w:lang w:val="ar-SA" w:bidi="ar-SA"/>
+          <w14:textFill>
+            <w14:solidFill>
+              <w14:srgbClr w14:val="EE0000"/>
+            </w14:solidFill>
+          </w14:textFill>
         </w:rPr>
         <w:t>تحية طيبة وبعد</w:t>
       </w:r>
       <w:r>
         <w:rPr>
-          <w:rFonts w:ascii="Arial Unicode MS" w:hAnsi="Arial Unicode MS" w:eastAsia="Arial Unicode MS" w:cs="Arial Unicode MS"/>
+          <w:rFonts w:ascii="Arial" w:hAnsi="Arial"/>
           <w:b w:val="1"/>
           <w:bCs w:val="1"/>
-          <w:color w:val="EE0000"/>
+          <w:outline w:val="0"/>
+          <w:color w:val="ee0000"/>
           <w:sz w:val="28"/>
           <w:szCs w:val="28"/>
+          <w:u w:color="ee0000"/>
           <w:vertAlign w:val="baseline"/>
+          <w:rtl w:val="0"/>
           <w:lang w:val="en-US"/>
+          <w14:textFill>
+            <w14:solidFill>
+              <w14:srgbClr w14:val="EE0000"/>
+            </w14:solidFill>
+          </w14:textFill>
         </w:rPr>
-        <w:t xml:space="preserve"> </w:t>
-      </w:r>
-      <w:r>
-        <w:rPr>
-          <w:rFonts w:ascii="Arial Unicode MS" w:hAnsi="Arial Unicode MS" w:eastAsia="Arial Unicode MS" w:cs="Arial Unicode MS"/>
-          <w:b w:val="1"/>
-          <w:bCs w:val="1"/>
-          <w:color w:val="EE0000"/>
-          <w:sz w:val="28"/>
-          <w:szCs w:val="28"/>
-          <w:vertAlign w:val="baseline"/>
-          <w:lang w:val="en-US"/>
-        </w:rPr>
-        <w:t>.....</w:t>
+        <w:t xml:space="preserve"> .....</w:t>
       </w:r>
     </w:p>
     <w:p>
       <w:pPr>
-        <w:pStyle w:val="BodyA"/>
+        <w:pStyle w:val="Body A"/>
+      </w:pPr>
+      <w:r>
         <w:rPr>
-          <w:rFonts w:eastAsia="Arial Unicode MS" w:cs="Arial Unicode MS"/>
+          <w:rFonts w:cs="Arial Unicode MS" w:eastAsia="Arial Unicode MS"/>
+          <w:outline w:val="0"/>
           <w:color w:val="002060"/>
           <w:sz w:val="28"/>
           <w:szCs w:val="28"/>
-        </w:rPr>
-      </w:pPr>
-      <w:r>
-        <w:rPr>
-          <w:rFonts w:eastAsia="Arial Unicode MS" w:cs="Arial Unicode MS"/>
-          <w:color w:val="002060"/>
-          <w:sz w:val="28"/>
-          <w:szCs w:val="28"/>
+          <w:u w:color="002060"/>
+          <w:rtl w:val="0"/>
+          <w:lang w:val="en-US"/>
+          <w14:textFill>
+            <w14:solidFill>
+              <w14:srgbClr w14:val="002060"/>
+            </w14:solidFill>
+          </w14:textFill>
         </w:rPr>
         <w:t>{{BODY_TEXT}}</w:t>
       </w:r>
     </w:p>
     <w:sectPr>
-      <w:headerReference w:type="default" r:id="rId9"/>
-      <w:footerReference w:type="default" r:id="rId10"/>
-      <w:headerReference w:type="first" r:id="rId11"/>
-      <w:footerReference w:type="first" r:id="rId12"/>
+      <w:headerReference w:type="default" r:id="rId6"/>
+      <w:headerReference w:type="first" r:id="rId7"/>
+      <w:footerReference w:type="default" r:id="rId8"/>
+      <w:footerReference w:type="first" r:id="rId9"/>
       <w:pgSz w:w="11900" w:h="16840" w:orient="portrait"/>
-      <w:pgMar w:top="851" w:right="1133" w:bottom="1701" w:left="1140" w:header="505" w:footer="850" w:gutter="0"/>
-      <w:cols w:space="720"/>
-      <w:titlePg/>
-      <w:bidi/>
+      <w:pgMar w:top="851" w:right="1133" w:bottom="1701" w:left="1140" w:header="505" w:footer="850"/>
+      <w:titlePg w:val="1"/>
+      <w:bidi w:val="1"/>
     </w:sectPr>
   </w:body>
 </w:document>
 </file>
 
-<file path=word/endnotes.xml><?xml version="1.0" encoding="utf-8"?>
-<w:endnotes xmlns:wpc="http://schemas.microsoft.com/office/word/2010/wordprocessingCanvas" xmlns:cx="http://schemas.microsoft.com/office/drawing/2014/chartex" xmlns:cx1="http://schemas.microsoft.com/office/drawing/2015/9/8/chartex" xmlns:cx2="http://schemas.microsoft.com/office/drawing/2015/10/21/chartex" xmlns:cx3="http://schemas.microsoft.com/office/drawing/2016/5/9/chartex" xmlns:cx4="http://schemas.microsoft.com/office/drawing/2016/5/10/chartex" xmlns:cx5="http://schemas.microsoft.com/office/drawing/2016/5/11/chartex" xmlns:cx6="http://schemas.microsoft.com/office/drawing/2016/5/12/chartex" xmlns:cx7="http://schemas.microsoft.com/office/drawing/2016/5/13/chartex" xmlns:cx8="http://schemas.microsoft.com/office/drawing/2016/5/14/chartex" xmlns:mc="http://schemas.openxmlformats.org/markup-compatibility/2006" xmlns:aink="http://schemas.microsoft.com/office/drawing/2016/ink" xmlns:am3d="http://schemas.microsoft.com/office/drawing/2017/model3d" xmlns:o="urn:schemas-microsoft-com:office:office" xmlns:oel="http://schemas.microsoft.com/office/2019/extlst" xmlns:r="http://schemas.openxmlformats.org/officeDocument/2006/relationships" xmlns:m="http://schemas.openxmlformats.org/officeDocument/2006/math" xmlns:v="urn:schemas-microsoft-com:vml" xmlns:wp14="http://schemas.microsoft.com/office/word/2010/wordprocessingDrawing" xmlns:wp="http://schemas.openxmlformats.org/drawingml/2006/wordprocessingDrawing" xmlns:w10="urn:schemas-microsoft-com:office:word" xmlns:w="http://schemas.openxmlformats.org/wordprocessingml/2006/main" xmlns:w14="http://schemas.microsoft.com/office/word/2010/wordml" xmlns:w15="http://schemas.microsoft.com/office/word/2012/wordml" xmlns:w16cex="http://schemas.microsoft.com/office/word/2018/wordml/cex" xmlns:w16cid="http://schemas.microsoft.com/office/word/2016/wordml/cid" xmlns:w16="http://schemas.microsoft.com/office/word/2018/wordml" xmlns:w16du="http://schemas.microsoft.com/office/word/2023/wordml/word16du" xmlns:w16sdtdh="http://schemas.microsoft.com/office/word/2020/wordml/sdtdatahash" xmlns:w16sdtfl="http://schemas.microsoft.com/office/word/2024/wordml/sdtformatlock" xmlns:w16se="http://schemas.microsoft.com/office/word/2015/wordml/symex" xmlns:wpg="http://schemas.microsoft.com/office/word/2010/wordprocessingGroup" xmlns:wpi="http://schemas.microsoft.com/office/word/2010/wordprocessingInk" xmlns:wne="http://schemas.microsoft.com/office/word/2006/wordml" xmlns:wps="http://schemas.microsoft.com/office/word/2010/wordprocessingShape" mc:Ignorable="w14 w15 w16se w16cid w16 w16cex w16sdtdh w16sdtfl w16du wp14">
-  <w:endnote w:type="separator" w:id="-1">
-    <w:p>
-      <w:r>
-        <w:separator/>
-      </w:r>
-    </w:p>
-  </w:endnote>
-  <w:endnote w:type="continuationSeparator" w:id="0">
-    <w:p>
-      <w:r>
-        <w:continuationSeparator/>
-      </w:r>
-    </w:p>
-  </w:endnote>
-</w:endnotes>
-</file>
-
 <file path=word/footer1.xml><?xml version="1.0" encoding="utf-8"?>
-<w:ftr xmlns:wpc="http://schemas.microsoft.com/office/word/2010/wordprocessingCanvas" xmlns:cx="http://schemas.microsoft.com/office/drawing/2014/chartex" xmlns:cx1="http://schemas.microsoft.com/office/drawing/2015/9/8/chartex" xmlns:cx2="http://schemas.microsoft.com/office/drawing/2015/10/21/chartex" xmlns:cx3="http://schemas.microsoft.com/office/drawing/2016/5/9/chartex" xmlns:cx4="http://schemas.microsoft.com/office/drawing/2016/5/10/chartex" xmlns:cx5="http://schemas.microsoft.com/office/drawing/2016/5/11/chartex" xmlns:cx6="http://schemas.microsoft.com/office/drawing/2016/5/12/chartex" xmlns:cx7="http://schemas.microsoft.com/office/drawing/2016/5/13/chartex" xmlns:cx8="http://schemas.microsoft.com/office/drawing/2016/5/14/chartex" xmlns:mc="http://schemas.openxmlformats.org/markup-compatibility/2006" xmlns:aink="http://schemas.microsoft.com/office/drawing/2016/ink" xmlns:am3d="http://schemas.microsoft.com/office/drawing/2017/model3d" xmlns:o="urn:schemas-microsoft-com:office:office" xmlns:oel="http://schemas.microsoft.com/office/2019/extlst" xmlns:r="http://schemas.openxmlformats.org/officeDocument/2006/relationships" xmlns:m="http://schemas.openxmlformats.org/officeDocument/2006/math" xmlns:v="urn:schemas-microsoft-com:vml" xmlns:wp14="http://schemas.microsoft.com/office/word/2010/wordprocessingDrawing" xmlns:wp="http://schemas.openxmlformats.org/drawingml/2006/wordprocessingDrawing" xmlns:w10="urn:schemas-microsoft-com:office:word" xmlns:w="http://schemas.openxmlformats.org/wordprocessingml/2006/main" xmlns:w14="http://schemas.microsoft.com/office/word/2010/wordml" xmlns:w15="http://schemas.microsoft.com/office/word/2012/wordml" xmlns:w16cex="http://schemas.microsoft.com/office/word/2018/wordml/cex" xmlns:w16cid="http://schemas.microsoft.com/office/word/2016/wordml/cid" xmlns:w16="http://schemas.microsoft.com/office/word/2018/wordml" xmlns:w16du="http://schemas.microsoft.com/office/word/2023/wordml/word16du" xmlns:w16sdtdh="http://schemas.microsoft.com/office/word/2020/wordml/sdtdatahash" xmlns:w16sdtfl="http://schemas.microsoft.com/office/word/2024/wordml/sdtformatlock" xmlns:w16se="http://schemas.microsoft.com/office/word/2015/wordml/symex" xmlns:wpg="http://schemas.microsoft.com/office/word/2010/wordprocessingGroup" xmlns:wpi="http://schemas.microsoft.com/office/word/2010/wordprocessingInk" xmlns:wne="http://schemas.microsoft.com/office/word/2006/wordml" xmlns:wps="http://schemas.microsoft.com/office/word/2010/wordprocessingShape" mc:Ignorable="w14 w15 w16se w16cid w16 w16cex w16sdtdh w16sdtfl w16du wp14">
+<w:ftr xmlns:r="http://schemas.openxmlformats.org/officeDocument/2006/relationships" xmlns:wp="http://schemas.openxmlformats.org/drawingml/2006/wordprocessingDrawing" xmlns:w="http://schemas.openxmlformats.org/wordprocessingml/2006/main" xmlns:w10="urn:schemas-microsoft-com:office:word" xmlns:w14="http://schemas.microsoft.com/office/word/2010/wordml" xmlns:wps="http://schemas.microsoft.com/office/word/2010/wordprocessingShape" xmlns:wpg="http://schemas.microsoft.com/office/word/2010/wordprocessingGroup" xmlns:mc="http://schemas.openxmlformats.org/markup-compatibility/2006" xmlns:v="urn:schemas-microsoft-com:vml" xmlns:o="urn:schemas-microsoft-com:office:office" xmlns:m="http://schemas.openxmlformats.org/officeDocument/2006/math" mc:Ignorable="w14">
   <w:p>
     <w:pPr>
-      <w:pStyle w:val="Footer"/>
+      <w:pStyle w:val="footer"/>
       <w:jc w:val="center"/>
       <w:rPr>
-        <w:b/>
-        <w:bCs/>
+        <w:b w:val="1"/>
+        <w:bCs w:val="1"/>
       </w:rPr>
     </w:pPr>
     <w:r>
+      <w:rPr>
+        <w:rtl w:val="0"/>
+        <w:lang w:val="en-US"/>
+      </w:rPr>
       <w:t>HUEEDK000F090102</w:t>
     </w:r>
   </w:p>
   <w:p>
     <w:pPr>
-      <w:pStyle w:val="Footer"/>
+      <w:pStyle w:val="footer"/>
       <w:jc w:val="center"/>
       <w:rPr>
-        <w:b/>
-        <w:bCs/>
+        <w:b w:val="1"/>
+        <w:bCs w:val="1"/>
         <w:sz w:val="20"/>
         <w:szCs w:val="20"/>
-        <w:lang w:val="ar-SA"/>
+        <w:lang w:val="ar-SA" w:bidi="ar-SA"/>
       </w:rPr>
     </w:pPr>
     <w:r>
       <w:rPr>
-        <w:rFonts w:hint="cs" w:ascii="Arial Unicode MS" w:hAnsi="Arial Unicode MS" w:cs="Times New Roman"/>
-        <w:b/>
-        <w:bCs/>
+        <w:rFonts w:ascii="Arial Unicode MS" w:cs="Times New Roman" w:hAnsi="Arial Unicode MS" w:eastAsia="Arial Unicode MS" w:hint="cs"/>
+        <w:b w:val="1"/>
+        <w:bCs w:val="1"/>
         <w:sz w:val="20"/>
         <w:szCs w:val="20"/>
-        <w:rtl/>
-        <w:lang w:val="ar-SA"/>
+        <w:rtl w:val="1"/>
+        <w:lang w:val="ar-SA" w:bidi="ar-SA"/>
       </w:rPr>
       <w:t xml:space="preserve">اصدار </w:t>
     </w:r>
     <w:r>
       <w:rPr>
-        <w:rFonts w:ascii="Arial Unicode MS" w:hAnsi="Arial Unicode MS"/>
+        <w:rFonts w:ascii="Arial" w:hAnsi="Arial"/>
         <w:sz w:val="20"/>
         <w:szCs w:val="20"/>
-        <w:rtl/>
-        <w:lang w:val="ar-SA"/>
+        <w:rtl w:val="1"/>
+        <w:lang w:val="ar-SA" w:bidi="ar-SA"/>
       </w:rPr>
       <w:t xml:space="preserve">/ </w:t>
     </w:r>
     <w:r>
       <w:rPr>
-        <w:rFonts w:hint="cs" w:ascii="Arial Unicode MS" w:hAnsi="Arial Unicode MS" w:cs="Times New Roman"/>
-        <w:b/>
-        <w:bCs/>
+        <w:rFonts w:ascii="Arial Unicode MS" w:cs="Times New Roman" w:hAnsi="Arial Unicode MS" w:eastAsia="Arial Unicode MS" w:hint="cs"/>
+        <w:b w:val="1"/>
+        <w:bCs w:val="1"/>
         <w:sz w:val="20"/>
         <w:szCs w:val="20"/>
-        <w:rtl/>
-        <w:lang w:val="ar-SA"/>
+        <w:rtl w:val="1"/>
+        <w:lang w:val="ar-SA" w:bidi="ar-SA"/>
       </w:rPr>
       <w:t>تعديل رقم</w:t>
     </w:r>
     <w:r>
       <w:rPr>
-        <w:rFonts w:ascii="Arial Unicode MS" w:hAnsi="Arial Unicode MS"/>
+        <w:rFonts w:ascii="Arial" w:hAnsi="Arial"/>
         <w:sz w:val="20"/>
         <w:szCs w:val="20"/>
-        <w:rtl/>
-        <w:lang w:val="ar-SA"/>
+        <w:rtl w:val="1"/>
+        <w:lang w:val="ar-SA" w:bidi="ar-SA"/>
       </w:rPr>
       <w:t xml:space="preserve">: (2/0) </w:t>
     </w:r>
     <w:r>
       <w:rPr>
-        <w:rFonts w:hint="cs" w:ascii="Arial Unicode MS" w:hAnsi="Arial Unicode MS" w:cs="Times New Roman"/>
-        <w:b/>
-        <w:bCs/>
+        <w:rFonts w:ascii="Arial Unicode MS" w:cs="Times New Roman" w:hAnsi="Arial Unicode MS" w:eastAsia="Arial Unicode MS" w:hint="cs"/>
+        <w:b w:val="1"/>
+        <w:bCs w:val="1"/>
         <w:sz w:val="20"/>
         <w:szCs w:val="20"/>
-        <w:rtl/>
-        <w:lang w:val="ar-SA"/>
+        <w:rtl w:val="1"/>
+        <w:lang w:val="ar-SA" w:bidi="ar-SA"/>
       </w:rPr>
       <w:t>تاريخ الاصدار</w:t>
     </w:r>
     <w:r>
       <w:rPr>
-        <w:rFonts w:ascii="Arial Unicode MS" w:hAnsi="Arial Unicode MS"/>
+        <w:rFonts w:ascii="Arial" w:hAnsi="Arial"/>
         <w:sz w:val="20"/>
         <w:szCs w:val="20"/>
-        <w:rtl/>
-        <w:lang w:val="ar-SA"/>
+        <w:rtl w:val="1"/>
+        <w:lang w:val="ar-SA" w:bidi="ar-SA"/>
       </w:rPr>
       <w:t>: 01/12/2024</w:t>
     </w:r>
   </w:p>
   <w:p>
     <w:pPr>
-      <w:pStyle w:val="Footer"/>
+      <w:pStyle w:val="footer"/>
       <w:jc w:val="center"/>
       <w:rPr>
-        <w:lang w:val="ar-SA"/>
+        <w:lang w:val="ar-SA" w:bidi="ar-SA"/>
       </w:rPr>
     </w:pPr>
   </w:p>
   <w:p>
     <w:pPr>
-      <w:pStyle w:val="Footer"/>
+      <w:pStyle w:val="footer"/>
       <w:jc w:val="center"/>
     </w:pPr>
     <w:r>
       <w:rPr>
-        <w:rFonts w:ascii="Arial Unicode MS" w:hAnsi="Arial Unicode MS"/>
-      </w:rPr>
-      <w:fldChar w:fldCharType="begin"/>
+        <w:rFonts w:ascii="Arial" w:cs="Arial" w:hAnsi="Arial" w:eastAsia="Arial"/>
+      </w:rPr>
+      <w:fldChar w:fldCharType="begin" w:fldLock="0"/>
     </w:r>
     <w:r>
       <w:rPr>
-        <w:rFonts w:ascii="Arial Unicode MS" w:hAnsi="Arial Unicode MS"/>
+        <w:rFonts w:ascii="Arial" w:cs="Arial" w:hAnsi="Arial" w:eastAsia="Arial"/>
       </w:rPr>
       <w:instrText xml:space="preserve"> PAGE </w:instrText>
     </w:r>
     <w:r>
       <w:rPr>
-        <w:rFonts w:ascii="Arial Unicode MS" w:hAnsi="Arial Unicode MS"/>
-      </w:rPr>
-      <w:fldChar w:fldCharType="separate"/>
+        <w:rFonts w:ascii="Arial" w:cs="Arial" w:hAnsi="Arial" w:eastAsia="Arial"/>
+      </w:rPr>
+      <w:fldChar w:fldCharType="separate" w:fldLock="0"/>
     </w:r>
     <w:r>
       <w:rPr>
-        <w:rFonts w:ascii="Arial Unicode MS" w:hAnsi="Arial Unicode MS"/>
-      </w:rPr>
-      <w:fldChar w:fldCharType="end"/>
+        <w:rFonts w:ascii="Arial" w:cs="Arial" w:hAnsi="Arial" w:eastAsia="Arial"/>
+      </w:rPr>
+    </w:r>
+    <w:r>
+      <w:rPr>
+        <w:rFonts w:ascii="Arial" w:cs="Arial" w:hAnsi="Arial" w:eastAsia="Arial"/>
+      </w:rPr>
+      <w:fldChar w:fldCharType="end" w:fldLock="0"/>
     </w:r>
   </w:p>
 </w:ftr>
 </file>
 
 <file path=word/footer2.xml><?xml version="1.0" encoding="utf-8"?>
-<w:ftr xmlns:wpc="http://schemas.microsoft.com/office/word/2010/wordprocessingCanvas" xmlns:cx="http://schemas.microsoft.com/office/drawing/2014/chartex" xmlns:cx1="http://schemas.microsoft.com/office/drawing/2015/9/8/chartex" xmlns:cx2="http://schemas.microsoft.com/office/drawing/2015/10/21/chartex" xmlns:cx3="http://schemas.microsoft.com/office/drawing/2016/5/9/chartex" xmlns:cx4="http://schemas.microsoft.com/office/drawing/2016/5/10/chartex" xmlns:cx5="http://schemas.microsoft.com/office/drawing/2016/5/11/chartex" xmlns:cx6="http://schemas.microsoft.com/office/drawing/2016/5/12/chartex" xmlns:cx7="http://schemas.microsoft.com/office/drawing/2016/5/13/chartex" xmlns:cx8="http://schemas.microsoft.com/office/drawing/2016/5/14/chartex" xmlns:mc="http://schemas.openxmlformats.org/markup-compatibility/2006" xmlns:aink="http://schemas.microsoft.com/office/drawing/2016/ink" xmlns:am3d="http://schemas.microsoft.com/office/drawing/2017/model3d" xmlns:o="urn:schemas-microsoft-com:office:office" xmlns:oel="http://schemas.microsoft.com/office/2019/extlst" xmlns:r="http://schemas.openxmlformats.org/officeDocument/2006/relationships" xmlns:m="http://schemas.openxmlformats.org/officeDocument/2006/math" xmlns:v="urn:schemas-microsoft-com:vml" xmlns:wp14="http://schemas.microsoft.com/office/word/2010/wordprocessingDrawing" xmlns:wp="http://schemas.openxmlformats.org/drawingml/2006/wordprocessingDrawing" xmlns:w10="urn:schemas-microsoft-com:office:word" xmlns:w="http://schemas.openxmlformats.org/wordprocessingml/2006/main" xmlns:w14="http://schemas.microsoft.com/office/word/2010/wordml" xmlns:w15="http://schemas.microsoft.com/office/word/2012/wordml" xmlns:w16cex="http://schemas.microsoft.com/office/word/2018/wordml/cex" xmlns:w16cid="http://schemas.microsoft.com/office/word/2016/wordml/cid" xmlns:w16="http://schemas.microsoft.com/office/word/2018/wordml" xmlns:w16du="http://schemas.microsoft.com/office/word/2023/wordml/word16du" xmlns:w16sdtdh="http://schemas.microsoft.com/office/word/2020/wordml/sdtdatahash" xmlns:w16sdtfl="http://schemas.microsoft.com/office/word/2024/wordml/sdtformatlock" xmlns:w16se="http://schemas.microsoft.com/office/word/2015/wordml/symex" xmlns:wpg="http://schemas.microsoft.com/office/word/2010/wordprocessingGroup" xmlns:wpi="http://schemas.microsoft.com/office/word/2010/wordprocessingInk" xmlns:wne="http://schemas.microsoft.com/office/word/2006/wordml" xmlns:wps="http://schemas.microsoft.com/office/word/2010/wordprocessingShape" mc:Ignorable="w14 w15 w16se w16cid w16 w16cex w16sdtdh w16sdtfl w16du wp14">
+<w:ftr xmlns:r="http://schemas.openxmlformats.org/officeDocument/2006/relationships" xmlns:wp="http://schemas.openxmlformats.org/drawingml/2006/wordprocessingDrawing" xmlns:w="http://schemas.openxmlformats.org/wordprocessingml/2006/main" xmlns:w10="urn:schemas-microsoft-com:office:word" xmlns:w14="http://schemas.microsoft.com/office/word/2010/wordml" xmlns:wps="http://schemas.microsoft.com/office/word/2010/wordprocessingShape" xmlns:wpg="http://schemas.microsoft.com/office/word/2010/wordprocessingGroup" xmlns:mc="http://schemas.openxmlformats.org/markup-compatibility/2006" xmlns:v="urn:schemas-microsoft-com:vml" xmlns:o="urn:schemas-microsoft-com:office:office" xmlns:m="http://schemas.openxmlformats.org/officeDocument/2006/math" mc:Ignorable="w14">
   <w:p>
     <w:pPr>
-      <w:pStyle w:val="Footer"/>
+      <w:pStyle w:val="footer"/>
       <w:jc w:val="center"/>
       <w:rPr>
-        <w:b/>
-        <w:bCs/>
+        <w:b w:val="1"/>
+        <w:bCs w:val="1"/>
       </w:rPr>
     </w:pPr>
     <w:r>
+      <w:rPr>
+        <w:rtl w:val="0"/>
+        <w:lang w:val="en-US"/>
+      </w:rPr>
       <w:t>HUEEDK000F090102</w:t>
     </w:r>
   </w:p>
   <w:p>
     <w:pPr>
-      <w:pStyle w:val="Footer"/>
+      <w:pStyle w:val="footer"/>
       <w:jc w:val="center"/>
       <w:rPr>
-        <w:b/>
-        <w:bCs/>
+        <w:b w:val="1"/>
+        <w:bCs w:val="1"/>
         <w:sz w:val="20"/>
         <w:szCs w:val="20"/>
-        <w:lang w:val="ar-SA"/>
+        <w:lang w:val="ar-SA" w:bidi="ar-SA"/>
       </w:rPr>
     </w:pPr>
     <w:r>
       <w:rPr>
-        <w:rFonts w:hint="cs" w:ascii="Arial Unicode MS" w:hAnsi="Arial Unicode MS" w:cs="Times New Roman"/>
-        <w:b/>
-        <w:bCs/>
+        <w:rFonts w:ascii="Arial Unicode MS" w:cs="Times New Roman" w:hAnsi="Arial Unicode MS" w:eastAsia="Arial Unicode MS" w:hint="cs"/>
+        <w:b w:val="1"/>
+        <w:bCs w:val="1"/>
         <w:sz w:val="20"/>
         <w:szCs w:val="20"/>
-        <w:rtl/>
-        <w:lang w:val="ar-SA"/>
+        <w:rtl w:val="1"/>
+        <w:lang w:val="ar-SA" w:bidi="ar-SA"/>
       </w:rPr>
       <w:t xml:space="preserve">اصدار </w:t>
     </w:r>
     <w:r>
       <w:rPr>
-        <w:rFonts w:ascii="Arial Unicode MS" w:hAnsi="Arial Unicode MS"/>
+        <w:rFonts w:ascii="Arial" w:hAnsi="Arial"/>
         <w:sz w:val="20"/>
         <w:szCs w:val="20"/>
-        <w:rtl/>
-        <w:lang w:val="ar-SA"/>
+        <w:rtl w:val="1"/>
+        <w:lang w:val="ar-SA" w:bidi="ar-SA"/>
       </w:rPr>
       <w:t xml:space="preserve">/ </w:t>
     </w:r>
     <w:r>
       <w:rPr>
-        <w:rFonts w:hint="cs" w:ascii="Arial Unicode MS" w:hAnsi="Arial Unicode MS" w:cs="Times New Roman"/>
-        <w:b/>
-        <w:bCs/>
+        <w:rFonts w:ascii="Arial Unicode MS" w:cs="Times New Roman" w:hAnsi="Arial Unicode MS" w:eastAsia="Arial Unicode MS" w:hint="cs"/>
+        <w:b w:val="1"/>
+        <w:bCs w:val="1"/>
         <w:sz w:val="20"/>
         <w:szCs w:val="20"/>
-        <w:rtl/>
-        <w:lang w:val="ar-SA"/>
+        <w:rtl w:val="1"/>
+        <w:lang w:val="ar-SA" w:bidi="ar-SA"/>
       </w:rPr>
       <w:t>تعديل رقم</w:t>
     </w:r>
     <w:r>
       <w:rPr>
-        <w:rFonts w:ascii="Arial Unicode MS" w:hAnsi="Arial Unicode MS"/>
+        <w:rFonts w:ascii="Arial" w:hAnsi="Arial"/>
         <w:sz w:val="20"/>
         <w:szCs w:val="20"/>
-        <w:rtl/>
-        <w:lang w:val="ar-SA"/>
+        <w:rtl w:val="1"/>
+        <w:lang w:val="ar-SA" w:bidi="ar-SA"/>
       </w:rPr>
       <w:t xml:space="preserve">: (2/0) </w:t>
     </w:r>
     <w:r>
       <w:rPr>
-        <w:rFonts w:hint="cs" w:ascii="Arial Unicode MS" w:hAnsi="Arial Unicode MS" w:cs="Times New Roman"/>
-        <w:b/>
-        <w:bCs/>
+        <w:rFonts w:ascii="Arial Unicode MS" w:cs="Times New Roman" w:hAnsi="Arial Unicode MS" w:eastAsia="Arial Unicode MS" w:hint="cs"/>
+        <w:b w:val="1"/>
+        <w:bCs w:val="1"/>
         <w:sz w:val="20"/>
         <w:szCs w:val="20"/>
-        <w:rtl/>
-        <w:lang w:val="ar-SA"/>
+        <w:rtl w:val="1"/>
+        <w:lang w:val="ar-SA" w:bidi="ar-SA"/>
       </w:rPr>
       <w:t>تاريخ الاصدار</w:t>
     </w:r>
     <w:r>
       <w:rPr>
-        <w:rFonts w:ascii="Arial Unicode MS" w:hAnsi="Arial Unicode MS"/>
+        <w:rFonts w:ascii="Arial" w:hAnsi="Arial"/>
         <w:sz w:val="20"/>
         <w:szCs w:val="20"/>
-        <w:rtl/>
-        <w:lang w:val="ar-SA"/>
+        <w:rtl w:val="1"/>
+        <w:lang w:val="ar-SA" w:bidi="ar-SA"/>
       </w:rPr>
       <w:t>: 01/12/2024</w:t>
     </w:r>
   </w:p>
   <w:p>
     <w:pPr>
-      <w:pStyle w:val="Footer"/>
+      <w:pStyle w:val="footer"/>
       <w:jc w:val="center"/>
       <w:rPr>
-        <w:lang w:val="ar-SA"/>
+        <w:lang w:val="ar-SA" w:bidi="ar-SA"/>
       </w:rPr>
     </w:pPr>
   </w:p>
   <w:p>
     <w:pPr>
-      <w:pStyle w:val="Footer"/>
+      <w:pStyle w:val="footer"/>
       <w:jc w:val="center"/>
     </w:pPr>
     <w:r>
-      <w:fldChar w:fldCharType="begin"/>
+      <w:rPr>
+        <w:rtl w:val="1"/>
+      </w:rPr>
+      <w:fldChar w:fldCharType="begin" w:fldLock="0"/>
     </w:r>
     <w:r>
+      <w:rPr>
+        <w:rtl w:val="1"/>
+      </w:rPr>
       <w:instrText xml:space="preserve"> PAGE </w:instrText>
     </w:r>
     <w:r>
-      <w:fldChar w:fldCharType="separate"/>
+      <w:rPr>
+        <w:rtl w:val="1"/>
+      </w:rPr>
+      <w:fldChar w:fldCharType="separate" w:fldLock="0"/>
     </w:r>
     <w:r>
       <w:rPr>
-        <w:rFonts w:cs="Times New Roman"/>
-        <w:noProof/>
-        <w:rtl/>
-      </w:rPr>
-      <w:t>1</w:t>
+        <w:rtl w:val="1"/>
+      </w:rPr>
     </w:r>
     <w:r>
-      <w:fldChar w:fldCharType="end"/>
+      <w:rPr>
+        <w:rtl w:val="1"/>
+      </w:rPr>
+      <w:fldChar w:fldCharType="end" w:fldLock="0"/>
     </w:r>
   </w:p>
 </w:ftr>
 </file>
 
-<file path=word/footnotes.xml><?xml version="1.0" encoding="utf-8"?>
-<w:footnotes xmlns:wpc="http://schemas.microsoft.com/office/word/2010/wordprocessingCanvas" xmlns:cx="http://schemas.microsoft.com/office/drawing/2014/chartex" xmlns:cx1="http://schemas.microsoft.com/office/drawing/2015/9/8/chartex" xmlns:cx2="http://schemas.microsoft.com/office/drawing/2015/10/21/chartex" xmlns:cx3="http://schemas.microsoft.com/office/drawing/2016/5/9/chartex" xmlns:cx4="http://schemas.microsoft.com/office/drawing/2016/5/10/chartex" xmlns:cx5="http://schemas.microsoft.com/office/drawing/2016/5/11/chartex" xmlns:cx6="http://schemas.microsoft.com/office/drawing/2016/5/12/chartex" xmlns:cx7="http://schemas.microsoft.com/office/drawing/2016/5/13/chartex" xmlns:cx8="http://schemas.microsoft.com/office/drawing/2016/5/14/chartex" xmlns:mc="http://schemas.openxmlformats.org/markup-compatibility/2006" xmlns:aink="http://schemas.microsoft.com/office/drawing/2016/ink" xmlns:am3d="http://schemas.microsoft.com/office/drawing/2017/model3d" xmlns:o="urn:schemas-microsoft-com:office:office" xmlns:oel="http://schemas.microsoft.com/office/2019/extlst" xmlns:r="http://schemas.openxmlformats.org/officeDocument/2006/relationships" xmlns:m="http://schemas.openxmlformats.org/officeDocument/2006/math" xmlns:v="urn:schemas-microsoft-com:vml" xmlns:wp14="http://schemas.microsoft.com/office/word/2010/wordprocessingDrawing" xmlns:wp="http://schemas.openxmlformats.org/drawingml/2006/wordprocessingDrawing" xmlns:w10="urn:schemas-microsoft-com:office:word" xmlns:w="http://schemas.openxmlformats.org/wordprocessingml/2006/main" xmlns:w14="http://schemas.microsoft.com/office/word/2010/wordml" xmlns:w15="http://schemas.microsoft.com/office/word/2012/wordml" xmlns:w16cex="http://schemas.microsoft.com/office/word/2018/wordml/cex" xmlns:w16cid="http://schemas.microsoft.com/office/word/2016/wordml/cid" xmlns:w16="http://schemas.microsoft.com/office/word/2018/wordml" xmlns:w16du="http://schemas.microsoft.com/office/word/2023/wordml/word16du" xmlns:w16sdtdh="http://schemas.microsoft.com/office/word/2020/wordml/sdtdatahash" xmlns:w16sdtfl="http://schemas.microsoft.com/office/word/2024/wordml/sdtformatlock" xmlns:w16se="http://schemas.microsoft.com/office/word/2015/wordml/symex" xmlns:wpg="http://schemas.microsoft.com/office/word/2010/wordprocessingGroup" xmlns:wpi="http://schemas.microsoft.com/office/word/2010/wordprocessingInk" xmlns:wne="http://schemas.microsoft.com/office/word/2006/wordml" xmlns:wps="http://schemas.microsoft.com/office/word/2010/wordprocessingShape" mc:Ignorable="w14 w15 w16se w16cid w16 w16cex w16sdtdh w16sdtfl w16du wp14">
-  <w:footnote w:type="separator" w:id="-1">
-    <w:p>
-      <w:r>
-        <w:separator/>
-      </w:r>
-    </w:p>
-  </w:footnote>
-  <w:footnote w:type="continuationSeparator" w:id="0">
-    <w:p>
-      <w:r>
-        <w:continuationSeparator/>
-      </w:r>
-    </w:p>
-  </w:footnote>
-</w:footnotes>
-</file>
-
 <file path=word/header1.xml><?xml version="1.0" encoding="utf-8"?>
-<w:hdr xmlns:wpc="http://schemas.microsoft.com/office/word/2010/wordprocessingCanvas" xmlns:cx="http://schemas.microsoft.com/office/drawing/2014/chartex" xmlns:cx1="http://schemas.microsoft.com/office/drawing/2015/9/8/chartex" xmlns:cx2="http://schemas.microsoft.com/office/drawing/2015/10/21/chartex" xmlns:cx3="http://schemas.microsoft.com/office/drawing/2016/5/9/chartex" xmlns:cx4="http://schemas.microsoft.com/office/drawing/2016/5/10/chartex" xmlns:cx5="http://schemas.microsoft.com/office/drawing/2016/5/11/chartex" xmlns:cx6="http://schemas.microsoft.com/office/drawing/2016/5/12/chartex" xmlns:cx7="http://schemas.microsoft.com/office/drawing/2016/5/13/chartex" xmlns:cx8="http://schemas.microsoft.com/office/drawing/2016/5/14/chartex" xmlns:mc="http://schemas.openxmlformats.org/markup-compatibility/2006" xmlns:aink="http://schemas.microsoft.com/office/drawing/2016/ink" xmlns:am3d="http://schemas.microsoft.com/office/drawing/2017/model3d" xmlns:o="urn:schemas-microsoft-com:office:office" xmlns:oel="http://schemas.microsoft.com/office/2019/extlst" xmlns:r="http://schemas.openxmlformats.org/officeDocument/2006/relationships" xmlns:m="http://schemas.openxmlformats.org/officeDocument/2006/math" xmlns:v="urn:schemas-microsoft-com:vml" xmlns:wp14="http://schemas.microsoft.com/office/word/2010/wordprocessingDrawing" xmlns:wp="http://schemas.openxmlformats.org/drawingml/2006/wordprocessingDrawing" xmlns:w10="urn:schemas-microsoft-com:office:word" xmlns:w="http://schemas.openxmlformats.org/wordprocessingml/2006/main" xmlns:w14="http://schemas.microsoft.com/office/word/2010/wordml" xmlns:w15="http://schemas.microsoft.com/office/word/2012/wordml" xmlns:w16cex="http://schemas.microsoft.com/office/word/2018/wordml/cex" xmlns:w16cid="http://schemas.microsoft.com/office/word/2016/wordml/cid" xmlns:w16="http://schemas.microsoft.com/office/word/2018/wordml" xmlns:w16du="http://schemas.microsoft.com/office/word/2023/wordml/word16du" xmlns:w16sdtdh="http://schemas.microsoft.com/office/word/2020/wordml/sdtdatahash" xmlns:w16sdtfl="http://schemas.microsoft.com/office/word/2024/wordml/sdtformatlock" xmlns:w16se="http://schemas.microsoft.com/office/word/2015/wordml/symex" xmlns:wpg="http://schemas.microsoft.com/office/word/2010/wordprocessingGroup" xmlns:wpi="http://schemas.microsoft.com/office/word/2010/wordprocessingInk" xmlns:wne="http://schemas.microsoft.com/office/word/2006/wordml" xmlns:wps="http://schemas.microsoft.com/office/word/2010/wordprocessingShape" xmlns:a="http://schemas.openxmlformats.org/drawingml/2006/main" xmlns:pic="http://schemas.openxmlformats.org/drawingml/2006/picture" mc:Ignorable="w14 w15 w16se w16cid w16 w16cex w16sdtdh w16sdtfl w16du wp14">
+<w:hdr xmlns:r="http://schemas.openxmlformats.org/officeDocument/2006/relationships" xmlns:wp="http://schemas.openxmlformats.org/drawingml/2006/wordprocessingDrawing" xmlns:w="http://schemas.openxmlformats.org/wordprocessingml/2006/main" xmlns:w10="urn:schemas-microsoft-com:office:word" xmlns:w14="http://schemas.microsoft.com/office/word/2010/wordml" xmlns:wps="http://schemas.microsoft.com/office/word/2010/wordprocessingShape" xmlns:wpg="http://schemas.microsoft.com/office/word/2010/wordprocessingGroup" xmlns:mc="http://schemas.openxmlformats.org/markup-compatibility/2006" xmlns:v="urn:schemas-microsoft-com:vml" xmlns:o="urn:schemas-microsoft-com:office:office" xmlns:m="http://schemas.openxmlformats.org/officeDocument/2006/math" mc:Ignorable="w14">
   <w:p>
     <w:pPr>
-      <w:pStyle w:val="Header"/>
+      <w:pStyle w:val="header"/>
     </w:pPr>
     <w:r>
-      <w:rPr>
-        <w:noProof/>
-      </w:rPr>
-      <w:drawing>
-        <wp:anchor distT="152400" distB="152400" distL="152400" distR="152400" simplePos="0" relativeHeight="251657216" behindDoc="1" locked="0" layoutInCell="1" allowOverlap="1" wp14:anchorId="12251482" wp14:editId="3390818A">
+      <w:drawing xmlns:a="http://schemas.openxmlformats.org/drawingml/2006/main">
+        <wp:anchor distT="152400" distB="152400" distL="152400" distR="152400" simplePos="0" relativeHeight="251658240" behindDoc="1" locked="0" layoutInCell="1" allowOverlap="1">
           <wp:simplePos x="0" y="0"/>
           <wp:positionH relativeFrom="page">
             <wp:posOffset>0</wp:posOffset>
@@ -1238,7 +1170,9 @@
                   </pic:cNvPicPr>
                 </pic:nvPicPr>
                 <pic:blipFill>
-                  <a:blip r:embed="rId1"/>
+                  <a:blip r:embed="rId1">
+                    <a:extLst/>
+                  </a:blip>
                   <a:stretch>
                     <a:fillRect/>
                   </a:stretch>
@@ -1263,22 +1197,20 @@
         </wp:anchor>
       </w:drawing>
     </w:r>
+    <w:r/>
   </w:p>
 </w:hdr>
 </file>
 
 <file path=word/header2.xml><?xml version="1.0" encoding="utf-8"?>
-<w:hdr xmlns:wpc="http://schemas.microsoft.com/office/word/2010/wordprocessingCanvas" xmlns:cx="http://schemas.microsoft.com/office/drawing/2014/chartex" xmlns:cx1="http://schemas.microsoft.com/office/drawing/2015/9/8/chartex" xmlns:cx2="http://schemas.microsoft.com/office/drawing/2015/10/21/chartex" xmlns:cx3="http://schemas.microsoft.com/office/drawing/2016/5/9/chartex" xmlns:cx4="http://schemas.microsoft.com/office/drawing/2016/5/10/chartex" xmlns:cx5="http://schemas.microsoft.com/office/drawing/2016/5/11/chartex" xmlns:cx6="http://schemas.microsoft.com/office/drawing/2016/5/12/chartex" xmlns:cx7="http://schemas.microsoft.com/office/drawing/2016/5/13/chartex" xmlns:cx8="http://schemas.microsoft.com/office/drawing/2016/5/14/chartex" xmlns:mc="http://schemas.openxmlformats.org/markup-compatibility/2006" xmlns:aink="http://schemas.microsoft.com/office/drawing/2016/ink" xmlns:am3d="http://schemas.microsoft.com/office/drawing/2017/model3d" xmlns:o="urn:schemas-microsoft-com:office:office" xmlns:oel="http://schemas.microsoft.com/office/2019/extlst" xmlns:r="http://schemas.openxmlformats.org/officeDocument/2006/relationships" xmlns:m="http://schemas.openxmlformats.org/officeDocument/2006/math" xmlns:v="urn:schemas-microsoft-com:vml" xmlns:wp14="http://schemas.microsoft.com/office/word/2010/wordprocessingDrawing" xmlns:wp="http://schemas.openxmlformats.org/drawingml/2006/wordprocessingDrawing" xmlns:w10="urn:schemas-microsoft-com:office:word" xmlns:w="http://schemas.openxmlformats.org/wordprocessingml/2006/main" xmlns:w14="http://schemas.microsoft.com/office/word/2010/wordml" xmlns:w15="http://schemas.microsoft.com/office/word/2012/wordml" xmlns:w16cex="http://schemas.microsoft.com/office/word/2018/wordml/cex" xmlns:w16cid="http://schemas.microsoft.com/office/word/2016/wordml/cid" xmlns:w16="http://schemas.microsoft.com/office/word/2018/wordml" xmlns:w16du="http://schemas.microsoft.com/office/word/2023/wordml/word16du" xmlns:w16sdtdh="http://schemas.microsoft.com/office/word/2020/wordml/sdtdatahash" xmlns:w16sdtfl="http://schemas.microsoft.com/office/word/2024/wordml/sdtformatlock" xmlns:w16se="http://schemas.microsoft.com/office/word/2015/wordml/symex" xmlns:wpg="http://schemas.microsoft.com/office/word/2010/wordprocessingGroup" xmlns:wpi="http://schemas.microsoft.com/office/word/2010/wordprocessingInk" xmlns:wne="http://schemas.microsoft.com/office/word/2006/wordml" xmlns:wps="http://schemas.microsoft.com/office/word/2010/wordprocessingShape" xmlns:a="http://schemas.openxmlformats.org/drawingml/2006/main" xmlns:pic="http://schemas.openxmlformats.org/drawingml/2006/picture" mc:Ignorable="w14 w15 w16se w16cid w16 w16cex w16sdtdh w16sdtfl w16du wp14">
+<w:hdr xmlns:r="http://schemas.openxmlformats.org/officeDocument/2006/relationships" xmlns:wp="http://schemas.openxmlformats.org/drawingml/2006/wordprocessingDrawing" xmlns:w="http://schemas.openxmlformats.org/wordprocessingml/2006/main" xmlns:w10="urn:schemas-microsoft-com:office:word" xmlns:w14="http://schemas.microsoft.com/office/word/2010/wordml" xmlns:wps="http://schemas.microsoft.com/office/word/2010/wordprocessingShape" xmlns:wpg="http://schemas.microsoft.com/office/word/2010/wordprocessingGroup" xmlns:mc="http://schemas.openxmlformats.org/markup-compatibility/2006" xmlns:v="urn:schemas-microsoft-com:vml" xmlns:o="urn:schemas-microsoft-com:office:office" xmlns:m="http://schemas.openxmlformats.org/officeDocument/2006/math" mc:Ignorable="w14">
   <w:p>
     <w:pPr>
-      <w:pStyle w:val="Header"/>
+      <w:pStyle w:val="header"/>
     </w:pPr>
     <w:r>
-      <w:rPr>
-        <w:noProof/>
-      </w:rPr>
-      <w:drawing>
-        <wp:anchor distT="152400" distB="152400" distL="152400" distR="152400" simplePos="0" relativeHeight="251658240" behindDoc="1" locked="0" layoutInCell="1" allowOverlap="1" wp14:anchorId="49C65B75" wp14:editId="59AF668D">
+      <w:drawing xmlns:a="http://schemas.openxmlformats.org/drawingml/2006/main">
+        <wp:anchor distT="152400" distB="152400" distL="152400" distR="152400" simplePos="0" relativeHeight="251658240" behindDoc="1" locked="0" layoutInCell="1" allowOverlap="1">
           <wp:simplePos x="0" y="0"/>
           <wp:positionH relativeFrom="page">
             <wp:posOffset>0</wp:posOffset>
@@ -1301,7 +1233,9 @@
                   </pic:cNvPicPr>
                 </pic:nvPicPr>
                 <pic:blipFill>
-                  <a:blip r:embed="rId1"/>
+                  <a:blip r:embed="rId1">
+                    <a:extLst/>
+                  </a:blip>
                   <a:stretch>
                     <a:fillRect/>
                   </a:stretch>
@@ -1326,26 +1260,54 @@
         </wp:anchor>
       </w:drawing>
     </w:r>
+    <w:r/>
   </w:p>
 </w:hdr>
 </file>
 
-<file path=word/people.xml><?xml version="1.0" encoding="utf-8"?>
-<w15:people xmlns:mc="http://schemas.openxmlformats.org/markup-compatibility/2006" xmlns:w15="http://schemas.microsoft.com/office/word/2012/wordml" mc:Ignorable="w15"/>
-</file>
-
 <file path=word/styles.xml><?xml version="1.0" encoding="utf-8"?>
-<w:styles xmlns:mc="http://schemas.openxmlformats.org/markup-compatibility/2006" xmlns:r="http://schemas.openxmlformats.org/officeDocument/2006/relationships" xmlns:w="http://schemas.openxmlformats.org/wordprocessingml/2006/main" xmlns:w14="http://schemas.microsoft.com/office/word/2010/wordml" xmlns:w15="http://schemas.microsoft.com/office/word/2012/wordml" xmlns:w16cex="http://schemas.microsoft.com/office/word/2018/wordml/cex" xmlns:w16cid="http://schemas.microsoft.com/office/word/2016/wordml/cid" xmlns:w16="http://schemas.microsoft.com/office/word/2018/wordml" xmlns:w16du="http://schemas.microsoft.com/office/word/2023/wordml/word16du" xmlns:w16sdtdh="http://schemas.microsoft.com/office/word/2020/wordml/sdtdatahash" xmlns:w16sdtfl="http://schemas.microsoft.com/office/word/2024/wordml/sdtformatlock" xmlns:w16se="http://schemas.microsoft.com/office/word/2015/wordml/symex" mc:Ignorable="w14 w15 w16se w16cid w16 w16cex w16sdtdh w16sdtfl w16du">
+<w:styles xmlns:w="http://schemas.openxmlformats.org/wordprocessingml/2006/main" xmlns:mc="http://schemas.openxmlformats.org/markup-compatibility/2006" xmlns:w14="http://schemas.microsoft.com/office/word/2010/wordml" mc:Ignorable="w14">
   <w:docDefaults>
     <w:rPrDefault>
       <w:rPr>
-        <w:rFonts w:ascii="Times New Roman" w:hAnsi="Times New Roman" w:eastAsia="Arial Unicode MS" w:cs="Times New Roman"/>
+        <w:rFonts w:ascii="Times New Roman" w:cs="Times New Roman" w:hAnsi="Times New Roman" w:eastAsia="Arial Unicode MS"/>
+        <w:b w:val="0"/>
+        <w:bCs w:val="0"/>
+        <w:i w:val="0"/>
+        <w:iCs w:val="0"/>
+        <w:caps w:val="0"/>
+        <w:smallCaps w:val="0"/>
+        <w:strike w:val="0"/>
+        <w:dstrike w:val="0"/>
+        <w:outline w:val="0"/>
+        <w:emboss w:val="0"/>
+        <w:imprint w:val="0"/>
+        <w:vanish w:val="0"/>
+        <w:color w:val="auto"/>
+        <w:spacing w:val="0"/>
+        <w:w w:val="100"/>
+        <w:kern w:val="0"/>
+        <w:position w:val="0"/>
+        <w:sz w:val="20"/>
+        <w:szCs w:val="20"/>
+        <w:u w:val="none" w:color="auto"/>
         <w:bdr w:val="nil"/>
-        <w:lang w:val="en-US" w:eastAsia="en-US" w:bidi="ar-SA"/>
+        <w:vertAlign w:val="baseline"/>
+        <w:lang/>
       </w:rPr>
     </w:rPrDefault>
     <w:pPrDefault>
       <w:pPr>
+        <w:keepNext w:val="0"/>
+        <w:keepLines w:val="0"/>
+        <w:pageBreakBefore w:val="0"/>
+        <w:framePr w:anchorLock="0" w:w="0" w:h="0" w:vSpace="0" w:hSpace="0" w:xAlign="left" w:y="0" w:hRule="exact" w:vAnchor="margin"/>
+        <w:widowControl w:val="1"/>
+        <w:numPr>
+          <w:ilvl w:val="0"/>
+          <w:numId w:val="0"/>
+        </w:numPr>
+        <w:suppressLineNumbers w:val="0"/>
         <w:pBdr>
           <w:top w:val="nil"/>
           <w:left w:val="nil"/>
@@ -1354,421 +1316,28 @@
           <w:between w:val="nil"/>
           <w:bar w:val="nil"/>
         </w:pBdr>
+        <w:shd w:val="clear" w:color="auto" w:fill="auto"/>
+        <w:suppressAutoHyphens w:val="0"/>
+        <w:spacing w:before="0" w:beforeAutospacing="0" w:after="0" w:afterAutospacing="0" w:line="240" w:lineRule="auto"/>
+        <w:ind w:left="0" w:right="0" w:firstLine="0"/>
+        <w:jc w:val="left"/>
+        <w:outlineLvl w:val="9"/>
       </w:pPr>
     </w:pPrDefault>
   </w:docDefaults>
-  <w:latentStyles w:defLockedState="0" w:defUIPriority="99" w:defSemiHidden="0" w:defUnhideWhenUsed="0" w:defQFormat="0" w:count="376">
-    <w:lsdException w:name="Normal" w:uiPriority="0" w:qFormat="1"/>
-    <w:lsdException w:name="heading 1" w:uiPriority="9" w:qFormat="1"/>
-    <w:lsdException w:name="heading 2" w:uiPriority="9" w:semiHidden="1" w:unhideWhenUsed="1" w:qFormat="1"/>
-    <w:lsdException w:name="heading 3" w:uiPriority="9" w:semiHidden="1" w:unhideWhenUsed="1" w:qFormat="1"/>
-    <w:lsdException w:name="heading 4" w:uiPriority="9" w:semiHidden="1" w:unhideWhenUsed="1" w:qFormat="1"/>
-    <w:lsdException w:name="heading 5" w:uiPriority="9" w:semiHidden="1" w:unhideWhenUsed="1" w:qFormat="1"/>
-    <w:lsdException w:name="heading 6" w:uiPriority="9" w:semiHidden="1" w:unhideWhenUsed="1" w:qFormat="1"/>
-    <w:lsdException w:name="heading 7" w:uiPriority="9" w:semiHidden="1" w:unhideWhenUsed="1" w:qFormat="1"/>
-    <w:lsdException w:name="heading 8" w:uiPriority="9" w:semiHidden="1" w:unhideWhenUsed="1" w:qFormat="1"/>
-    <w:lsdException w:name="heading 9" w:uiPriority="9" w:semiHidden="1" w:unhideWhenUsed="1" w:qFormat="1"/>
-    <w:lsdException w:name="index 1" w:semiHidden="1" w:unhideWhenUsed="1"/>
-    <w:lsdException w:name="index 2" w:semiHidden="1" w:unhideWhenUsed="1"/>
-    <w:lsdException w:name="index 3" w:semiHidden="1" w:unhideWhenUsed="1"/>
-    <w:lsdException w:name="index 4" w:semiHidden="1" w:unhideWhenUsed="1"/>
-    <w:lsdException w:name="index 5" w:semiHidden="1" w:unhideWhenUsed="1"/>
-    <w:lsdException w:name="index 6" w:semiHidden="1" w:unhideWhenUsed="1"/>
-    <w:lsdException w:name="index 7" w:semiHidden="1" w:unhideWhenUsed="1"/>
-    <w:lsdException w:name="index 8" w:semiHidden="1" w:unhideWhenUsed="1"/>
-    <w:lsdException w:name="index 9" w:semiHidden="1" w:unhideWhenUsed="1"/>
-    <w:lsdException w:name="toc 1" w:uiPriority="39" w:semiHidden="1" w:unhideWhenUsed="1"/>
-    <w:lsdException w:name="toc 2" w:uiPriority="39" w:semiHidden="1" w:unhideWhenUsed="1"/>
-    <w:lsdException w:name="toc 3" w:uiPriority="39" w:semiHidden="1" w:unhideWhenUsed="1"/>
-    <w:lsdException w:name="toc 4" w:uiPriority="39" w:semiHidden="1" w:unhideWhenUsed="1"/>
-    <w:lsdException w:name="toc 5" w:uiPriority="39" w:semiHidden="1" w:unhideWhenUsed="1"/>
-    <w:lsdException w:name="toc 6" w:uiPriority="39" w:semiHidden="1" w:unhideWhenUsed="1"/>
-    <w:lsdException w:name="toc 7" w:uiPriority="39" w:semiHidden="1" w:unhideWhenUsed="1"/>
-    <w:lsdException w:name="toc 8" w:uiPriority="39" w:semiHidden="1" w:unhideWhenUsed="1"/>
-    <w:lsdException w:name="toc 9" w:uiPriority="39" w:semiHidden="1" w:unhideWhenUsed="1"/>
-    <w:lsdException w:name="Normal Indent" w:semiHidden="1" w:unhideWhenUsed="1"/>
-    <w:lsdException w:name="footnote text" w:semiHidden="1" w:unhideWhenUsed="1"/>
-    <w:lsdException w:name="annotation text" w:semiHidden="1" w:unhideWhenUsed="1"/>
-    <w:lsdException w:name="header" w:semiHidden="1" w:unhideWhenUsed="1"/>
-    <w:lsdException w:name="footer" w:semiHidden="1" w:unhideWhenUsed="1"/>
-    <w:lsdException w:name="index heading" w:semiHidden="1" w:unhideWhenUsed="1"/>
-    <w:lsdException w:name="caption" w:uiPriority="35" w:semiHidden="1" w:unhideWhenUsed="1" w:qFormat="1"/>
-    <w:lsdException w:name="table of figures" w:semiHidden="1" w:unhideWhenUsed="1"/>
-    <w:lsdException w:name="envelope address" w:semiHidden="1" w:unhideWhenUsed="1"/>
-    <w:lsdException w:name="envelope return" w:semiHidden="1" w:unhideWhenUsed="1"/>
-    <w:lsdException w:name="footnote reference" w:semiHidden="1" w:unhideWhenUsed="1"/>
-    <w:lsdException w:name="annotation reference" w:semiHidden="1" w:unhideWhenUsed="1"/>
-    <w:lsdException w:name="line number" w:semiHidden="1" w:unhideWhenUsed="1"/>
-    <w:lsdException w:name="page number" w:semiHidden="1" w:unhideWhenUsed="1"/>
-    <w:lsdException w:name="endnote reference" w:semiHidden="1" w:unhideWhenUsed="1"/>
-    <w:lsdException w:name="endnote text" w:semiHidden="1" w:unhideWhenUsed="1"/>
-    <w:lsdException w:name="table of authorities" w:semiHidden="1" w:unhideWhenUsed="1"/>
-    <w:lsdException w:name="macro" w:semiHidden="1" w:unhideWhenUsed="1"/>
-    <w:lsdException w:name="toa heading" w:semiHidden="1" w:unhideWhenUsed="1"/>
-    <w:lsdException w:name="List" w:semiHidden="1" w:unhideWhenUsed="1"/>
-    <w:lsdException w:name="List Bullet" w:semiHidden="1" w:unhideWhenUsed="1"/>
-    <w:lsdException w:name="List Number" w:semiHidden="1" w:unhideWhenUsed="1"/>
-    <w:lsdException w:name="List 2" w:semiHidden="1" w:unhideWhenUsed="1"/>
-    <w:lsdException w:name="List 3" w:semiHidden="1" w:unhideWhenUsed="1"/>
-    <w:lsdException w:name="List 4" w:semiHidden="1" w:unhideWhenUsed="1"/>
-    <w:lsdException w:name="List 5" w:semiHidden="1" w:unhideWhenUsed="1"/>
-    <w:lsdException w:name="List Bullet 2" w:semiHidden="1" w:unhideWhenUsed="1"/>
-    <w:lsdException w:name="List Bullet 3" w:semiHidden="1" w:unhideWhenUsed="1"/>
-    <w:lsdException w:name="List Bullet 4" w:semiHidden="1" w:unhideWhenUsed="1"/>
-    <w:lsdException w:name="List Bullet 5" w:semiHidden="1" w:unhideWhenUsed="1"/>
-    <w:lsdException w:name="List Number 2" w:semiHidden="1" w:unhideWhenUsed="1"/>
-    <w:lsdException w:name="List Number 3" w:semiHidden="1" w:unhideWhenUsed="1"/>
-    <w:lsdException w:name="List Number 4" w:semiHidden="1" w:unhideWhenUsed="1"/>
-    <w:lsdException w:name="List Number 5" w:semiHidden="1" w:unhideWhenUsed="1"/>
-    <w:lsdException w:name="Title" w:uiPriority="10" w:qFormat="1"/>
-    <w:lsdException w:name="Closing" w:semiHidden="1" w:unhideWhenUsed="1"/>
-    <w:lsdException w:name="Signature" w:semiHidden="1" w:unhideWhenUsed="1"/>
-    <w:lsdException w:name="Default Paragraph Font" w:uiPriority="1" w:semiHidden="1" w:unhideWhenUsed="1"/>
-    <w:lsdException w:name="Body Text" w:semiHidden="1" w:unhideWhenUsed="1"/>
-    <w:lsdException w:name="Body Text Indent" w:semiHidden="1" w:unhideWhenUsed="1"/>
-    <w:lsdException w:name="List Continue" w:semiHidden="1" w:unhideWhenUsed="1"/>
-    <w:lsdException w:name="List Continue 2" w:semiHidden="1" w:unhideWhenUsed="1"/>
-    <w:lsdException w:name="List Continue 3" w:semiHidden="1" w:unhideWhenUsed="1"/>
-    <w:lsdException w:name="List Continue 4" w:semiHidden="1" w:unhideWhenUsed="1"/>
-    <w:lsdException w:name="List Continue 5" w:semiHidden="1" w:unhideWhenUsed="1"/>
-    <w:lsdException w:name="Message Header" w:semiHidden="1" w:unhideWhenUsed="1"/>
-    <w:lsdException w:name="Subtitle" w:uiPriority="11" w:qFormat="1"/>
-    <w:lsdException w:name="Salutation" w:semiHidden="1" w:unhideWhenUsed="1"/>
-    <w:lsdException w:name="Date" w:semiHidden="1" w:unhideWhenUsed="1"/>
-    <w:lsdException w:name="Body Text First Indent" w:semiHidden="1" w:unhideWhenUsed="1"/>
-    <w:lsdException w:name="Body Text First Indent 2" w:semiHidden="1" w:unhideWhenUsed="1"/>
-    <w:lsdException w:name="Note Heading" w:semiHidden="1" w:unhideWhenUsed="1"/>
-    <w:lsdException w:name="Body Text 2" w:semiHidden="1" w:unhideWhenUsed="1"/>
-    <w:lsdException w:name="Body Text 3" w:semiHidden="1" w:unhideWhenUsed="1"/>
-    <w:lsdException w:name="Body Text Indent 2" w:semiHidden="1" w:unhideWhenUsed="1"/>
-    <w:lsdException w:name="Body Text Indent 3" w:semiHidden="1" w:unhideWhenUsed="1"/>
-    <w:lsdException w:name="Block Text" w:semiHidden="1" w:unhideWhenUsed="1"/>
-    <w:lsdException w:name="Hyperlink" w:semiHidden="1" w:unhideWhenUsed="1"/>
-    <w:lsdException w:name="FollowedHyperlink" w:semiHidden="1" w:unhideWhenUsed="1"/>
-    <w:lsdException w:name="Strong" w:uiPriority="22" w:qFormat="1"/>
-    <w:lsdException w:name="Emphasis" w:uiPriority="20" w:qFormat="1"/>
-    <w:lsdException w:name="Document Map" w:semiHidden="1" w:unhideWhenUsed="1"/>
-    <w:lsdException w:name="Plain Text" w:semiHidden="1" w:unhideWhenUsed="1"/>
-    <w:lsdException w:name="E-mail Signature" w:semiHidden="1" w:unhideWhenUsed="1"/>
-    <w:lsdException w:name="HTML Top of Form" w:semiHidden="1" w:unhideWhenUsed="1"/>
-    <w:lsdException w:name="HTML Bottom of Form" w:semiHidden="1" w:unhideWhenUsed="1"/>
-    <w:lsdException w:name="Normal (Web)" w:semiHidden="1" w:unhideWhenUsed="1"/>
-    <w:lsdException w:name="HTML Acronym" w:semiHidden="1" w:unhideWhenUsed="1"/>
-    <w:lsdException w:name="HTML Address" w:semiHidden="1" w:unhideWhenUsed="1"/>
-    <w:lsdException w:name="HTML Cite" w:semiHidden="1" w:unhideWhenUsed="1"/>
-    <w:lsdException w:name="HTML Code" w:semiHidden="1" w:unhideWhenUsed="1"/>
-    <w:lsdException w:name="HTML Definition" w:semiHidden="1" w:unhideWhenUsed="1"/>
-    <w:lsdException w:name="HTML Keyboard" w:semiHidden="1" w:unhideWhenUsed="1"/>
-    <w:lsdException w:name="HTML Preformatted" w:semiHidden="1" w:unhideWhenUsed="1"/>
-    <w:lsdException w:name="HTML Sample" w:semiHidden="1" w:unhideWhenUsed="1"/>
-    <w:lsdException w:name="HTML Typewriter" w:semiHidden="1" w:unhideWhenUsed="1"/>
-    <w:lsdException w:name="HTML Variable" w:semiHidden="1" w:unhideWhenUsed="1"/>
-    <w:lsdException w:name="Normal Table" w:semiHidden="1" w:unhideWhenUsed="1"/>
-    <w:lsdException w:name="annotation subject" w:semiHidden="1" w:unhideWhenUsed="1"/>
-    <w:lsdException w:name="No List" w:semiHidden="1" w:unhideWhenUsed="1"/>
-    <w:lsdException w:name="Outline List 1" w:semiHidden="1" w:unhideWhenUsed="1"/>
-    <w:lsdException w:name="Outline List 2" w:semiHidden="1" w:unhideWhenUsed="1"/>
-    <w:lsdException w:name="Outline List 3" w:semiHidden="1" w:unhideWhenUsed="1"/>
-    <w:lsdException w:name="Table Simple 1" w:semiHidden="1" w:unhideWhenUsed="1"/>
-    <w:lsdException w:name="Table Simple 2" w:semiHidden="1" w:unhideWhenUsed="1"/>
-    <w:lsdException w:name="Table Simple 3" w:semiHidden="1" w:unhideWhenUsed="1"/>
-    <w:lsdException w:name="Table Classic 1" w:semiHidden="1" w:unhideWhenUsed="1"/>
-    <w:lsdException w:name="Table Classic 2" w:semiHidden="1" w:unhideWhenUsed="1"/>
-    <w:lsdException w:name="Table Classic 3" w:semiHidden="1" w:unhideWhenUsed="1"/>
-    <w:lsdException w:name="Table Classic 4" w:semiHidden="1" w:unhideWhenUsed="1"/>
-    <w:lsdException w:name="Table Colorful 1" w:semiHidden="1" w:unhideWhenUsed="1"/>
-    <w:lsdException w:name="Table Colorful 2" w:semiHidden="1" w:unhideWhenUsed="1"/>
-    <w:lsdException w:name="Table Colorful 3" w:semiHidden="1" w:unhideWhenUsed="1"/>
-    <w:lsdException w:name="Table Columns 1" w:semiHidden="1" w:unhideWhenUsed="1"/>
-    <w:lsdException w:name="Table Columns 2" w:semiHidden="1" w:unhideWhenUsed="1"/>
-    <w:lsdException w:name="Table Columns 3" w:semiHidden="1" w:unhideWhenUsed="1"/>
-    <w:lsdException w:name="Table Columns 4" w:semiHidden="1" w:unhideWhenUsed="1"/>
-    <w:lsdException w:name="Table Columns 5" w:semiHidden="1" w:unhideWhenUsed="1"/>
-    <w:lsdException w:name="Table Grid 1" w:semiHidden="1" w:unhideWhenUsed="1"/>
-    <w:lsdException w:name="Table Grid 2" w:semiHidden="1" w:unhideWhenUsed="1"/>
-    <w:lsdException w:name="Table Grid 3" w:semiHidden="1" w:unhideWhenUsed="1"/>
-    <w:lsdException w:name="Table Grid 4" w:semiHidden="1" w:unhideWhenUsed="1"/>
-    <w:lsdException w:name="Table Grid 5" w:semiHidden="1" w:unhideWhenUsed="1"/>
-    <w:lsdException w:name="Table Grid 6" w:semiHidden="1" w:unhideWhenUsed="1"/>
-    <w:lsdException w:name="Table Grid 7" w:semiHidden="1" w:unhideWhenUsed="1"/>
-    <w:lsdException w:name="Table Grid 8" w:semiHidden="1" w:unhideWhenUsed="1"/>
-    <w:lsdException w:name="Table List 1" w:semiHidden="1" w:unhideWhenUsed="1"/>
-    <w:lsdException w:name="Table List 2" w:semiHidden="1" w:unhideWhenUsed="1"/>
-    <w:lsdException w:name="Table List 3" w:semiHidden="1" w:unhideWhenUsed="1"/>
-    <w:lsdException w:name="Table List 4" w:semiHidden="1" w:unhideWhenUsed="1"/>
-    <w:lsdException w:name="Table List 5" w:semiHidden="1" w:unhideWhenUsed="1"/>
-    <w:lsdException w:name="Table List 6" w:semiHidden="1" w:unhideWhenUsed="1"/>
-    <w:lsdException w:name="Table List 7" w:semiHidden="1" w:unhideWhenUsed="1"/>
-    <w:lsdException w:name="Table List 8" w:semiHidden="1" w:unhideWhenUsed="1"/>
-    <w:lsdException w:name="Table 3D effects 1" w:semiHidden="1" w:unhideWhenUsed="1"/>
-    <w:lsdException w:name="Table 3D effects 2" w:semiHidden="1" w:unhideWhenUsed="1"/>
-    <w:lsdException w:name="Table 3D effects 3" w:semiHidden="1" w:unhideWhenUsed="1"/>
-    <w:lsdException w:name="Table Contemporary" w:semiHidden="1" w:unhideWhenUsed="1"/>
-    <w:lsdException w:name="Table Elegant" w:semiHidden="1" w:unhideWhenUsed="1"/>
-    <w:lsdException w:name="Table Professional" w:semiHidden="1" w:unhideWhenUsed="1"/>
-    <w:lsdException w:name="Table Subtle 1" w:semiHidden="1" w:unhideWhenUsed="1"/>
-    <w:lsdException w:name="Table Subtle 2" w:semiHidden="1" w:unhideWhenUsed="1"/>
-    <w:lsdException w:name="Table Web 1" w:semiHidden="1" w:unhideWhenUsed="1"/>
-    <w:lsdException w:name="Table Web 2" w:semiHidden="1" w:unhideWhenUsed="1"/>
-    <w:lsdException w:name="Table Web 3" w:semiHidden="1" w:unhideWhenUsed="1"/>
-    <w:lsdException w:name="Balloon Text" w:semiHidden="1" w:unhideWhenUsed="1"/>
-    <w:lsdException w:name="Table Grid" w:uiPriority="39"/>
-    <w:lsdException w:name="Table Theme" w:semiHidden="1" w:unhideWhenUsed="1"/>
-    <w:lsdException w:name="Placeholder Text" w:semiHidden="1"/>
-    <w:lsdException w:name="No Spacing" w:uiPriority="1" w:qFormat="1"/>
-    <w:lsdException w:name="Light Shading" w:uiPriority="60"/>
-    <w:lsdException w:name="Light List" w:uiPriority="61"/>
-    <w:lsdException w:name="Light Grid" w:uiPriority="62"/>
-    <w:lsdException w:name="Medium Shading 1" w:uiPriority="63"/>
-    <w:lsdException w:name="Medium Shading 2" w:uiPriority="64"/>
-    <w:lsdException w:name="Medium List 1" w:uiPriority="65"/>
-    <w:lsdException w:name="Medium List 2" w:uiPriority="66"/>
-    <w:lsdException w:name="Medium Grid 1" w:uiPriority="67"/>
-    <w:lsdException w:name="Medium Grid 2" w:uiPriority="68"/>
-    <w:lsdException w:name="Medium Grid 3" w:uiPriority="69"/>
-    <w:lsdException w:name="Dark List" w:uiPriority="70"/>
-    <w:lsdException w:name="Colorful Shading" w:uiPriority="71"/>
-    <w:lsdException w:name="Colorful List" w:uiPriority="72"/>
-    <w:lsdException w:name="Colorful Grid" w:uiPriority="73"/>
-    <w:lsdException w:name="Light Shading Accent 1" w:uiPriority="60"/>
-    <w:lsdException w:name="Light List Accent 1" w:uiPriority="61"/>
-    <w:lsdException w:name="Light Grid Accent 1" w:uiPriority="62"/>
-    <w:lsdException w:name="Medium Shading 1 Accent 1" w:uiPriority="63"/>
-    <w:lsdException w:name="Medium Shading 2 Accent 1" w:uiPriority="64"/>
-    <w:lsdException w:name="Medium List 1 Accent 1" w:uiPriority="65"/>
-    <w:lsdException w:name="Revision" w:semiHidden="1"/>
-    <w:lsdException w:name="List Paragraph" w:uiPriority="34" w:qFormat="1"/>
-    <w:lsdException w:name="Quote" w:uiPriority="29" w:qFormat="1"/>
-    <w:lsdException w:name="Intense Quote" w:uiPriority="30" w:qFormat="1"/>
-    <w:lsdException w:name="Medium List 2 Accent 1" w:uiPriority="66"/>
-    <w:lsdException w:name="Medium Grid 1 Accent 1" w:uiPriority="67"/>
-    <w:lsdException w:name="Medium Grid 2 Accent 1" w:uiPriority="68"/>
-    <w:lsdException w:name="Medium Grid 3 Accent 1" w:uiPriority="69"/>
-    <w:lsdException w:name="Dark List Accent 1" w:uiPriority="70"/>
-    <w:lsdException w:name="Colorful Shading Accent 1" w:uiPriority="71"/>
-    <w:lsdException w:name="Colorful List Accent 1" w:uiPriority="72"/>
-    <w:lsdException w:name="Colorful Grid Accent 1" w:uiPriority="73"/>
-    <w:lsdException w:name="Light Shading Accent 2" w:uiPriority="60"/>
-    <w:lsdException w:name="Light List Accent 2" w:uiPriority="61"/>
-    <w:lsdException w:name="Light Grid Accent 2" w:uiPriority="62"/>
-    <w:lsdException w:name="Medium Shading 1 Accent 2" w:uiPriority="63"/>
-    <w:lsdException w:name="Medium Shading 2 Accent 2" w:uiPriority="64"/>
-    <w:lsdException w:name="Medium List 1 Accent 2" w:uiPriority="65"/>
-    <w:lsdException w:name="Medium List 2 Accent 2" w:uiPriority="66"/>
-    <w:lsdException w:name="Medium Grid 1 Accent 2" w:uiPriority="67"/>
-    <w:lsdException w:name="Medium Grid 2 Accent 2" w:uiPriority="68"/>
-    <w:lsdException w:name="Medium Grid 3 Accent 2" w:uiPriority="69"/>
-    <w:lsdException w:name="Dark List Accent 2" w:uiPriority="70"/>
-    <w:lsdException w:name="Colorful Shading Accent 2" w:uiPriority="71"/>
-    <w:lsdException w:name="Colorful List Accent 2" w:uiPriority="72"/>
-    <w:lsdException w:name="Colorful Grid Accent 2" w:uiPriority="73"/>
-    <w:lsdException w:name="Light Shading Accent 3" w:uiPriority="60"/>
-    <w:lsdException w:name="Light List Accent 3" w:uiPriority="61"/>
-    <w:lsdException w:name="Light Grid Accent 3" w:uiPriority="62"/>
-    <w:lsdException w:name="Medium Shading 1 Accent 3" w:uiPriority="63"/>
-    <w:lsdException w:name="Medium Shading 2 Accent 3" w:uiPriority="64"/>
-    <w:lsdException w:name="Medium List 1 Accent 3" w:uiPriority="65"/>
-    <w:lsdException w:name="Medium List 2 Accent 3" w:uiPriority="66"/>
-    <w:lsdException w:name="Medium Grid 1 Accent 3" w:uiPriority="67"/>
-    <w:lsdException w:name="Medium Grid 2 Accent 3" w:uiPriority="68"/>
-    <w:lsdException w:name="Medium Grid 3 Accent 3" w:uiPriority="69"/>
-    <w:lsdException w:name="Dark List Accent 3" w:uiPriority="70"/>
-    <w:lsdException w:name="Colorful Shading Accent 3" w:uiPriority="71"/>
-    <w:lsdException w:name="Colorful List Accent 3" w:uiPriority="72"/>
-    <w:lsdException w:name="Colorful Grid Accent 3" w:uiPriority="73"/>
-    <w:lsdException w:name="Light Shading Accent 4" w:uiPriority="60"/>
-    <w:lsdException w:name="Light List Accent 4" w:uiPriority="61"/>
-    <w:lsdException w:name="Light Grid Accent 4" w:uiPriority="62"/>
-    <w:lsdException w:name="Medium Shading 1 Accent 4" w:uiPriority="63"/>
-    <w:lsdException w:name="Medium Shading 2 Accent 4" w:uiPriority="64"/>
-    <w:lsdException w:name="Medium List 1 Accent 4" w:uiPriority="65"/>
-    <w:lsdException w:name="Medium List 2 Accent 4" w:uiPriority="66"/>
-    <w:lsdException w:name="Medium Grid 1 Accent 4" w:uiPriority="67"/>
-    <w:lsdException w:name="Medium Grid 2 Accent 4" w:uiPriority="68"/>
-    <w:lsdException w:name="Medium Grid 3 Accent 4" w:uiPriority="69"/>
-    <w:lsdException w:name="Dark List Accent 4" w:uiPriority="70"/>
-    <w:lsdException w:name="Colorful Shading Accent 4" w:uiPriority="71"/>
-    <w:lsdException w:name="Colorful List Accent 4" w:uiPriority="72"/>
-    <w:lsdException w:name="Colorful Grid Accent 4" w:uiPriority="73"/>
-    <w:lsdException w:name="Light Shading Accent 5" w:uiPriority="60"/>
-    <w:lsdException w:name="Light List Accent 5" w:uiPriority="61"/>
-    <w:lsdException w:name="Light Grid Accent 5" w:uiPriority="62"/>
-    <w:lsdException w:name="Medium Shading 1 Accent 5" w:uiPriority="63"/>
-    <w:lsdException w:name="Medium Shading 2 Accent 5" w:uiPriority="64"/>
-    <w:lsdException w:name="Medium List 1 Accent 5" w:uiPriority="65"/>
-    <w:lsdException w:name="Medium List 2 Accent 5" w:uiPriority="66"/>
-    <w:lsdException w:name="Medium Grid 1 Accent 5" w:uiPriority="67"/>
-    <w:lsdException w:name="Medium Grid 2 Accent 5" w:uiPriority="68"/>
-    <w:lsdException w:name="Medium Grid 3 Accent 5" w:uiPriority="69"/>
-    <w:lsdException w:name="Dark List Accent 5" w:uiPriority="70"/>
-    <w:lsdException w:name="Colorful Shading Accent 5" w:uiPriority="71"/>
-    <w:lsdException w:name="Colorful List Accent 5" w:uiPriority="72"/>
-    <w:lsdException w:name="Colorful Grid Accent 5" w:uiPriority="73"/>
-    <w:lsdException w:name="Light Shading Accent 6" w:uiPriority="60"/>
-    <w:lsdException w:name="Light List Accent 6" w:uiPriority="61"/>
-    <w:lsdException w:name="Light Grid Accent 6" w:uiPriority="62"/>
-    <w:lsdException w:name="Medium Shading 1 Accent 6" w:uiPriority="63"/>
-    <w:lsdException w:name="Medium Shading 2 Accent 6" w:uiPriority="64"/>
-    <w:lsdException w:name="Medium List 1 Accent 6" w:uiPriority="65"/>
-    <w:lsdException w:name="Medium List 2 Accent 6" w:uiPriority="66"/>
-    <w:lsdException w:name="Medium Grid 1 Accent 6" w:uiPriority="67"/>
-    <w:lsdException w:name="Medium Grid 2 Accent 6" w:uiPriority="68"/>
-    <w:lsdException w:name="Medium Grid 3 Accent 6" w:uiPriority="69"/>
-    <w:lsdException w:name="Dark List Accent 6" w:uiPriority="70"/>
-    <w:lsdException w:name="Colorful Shading Accent 6" w:uiPriority="71"/>
-    <w:lsdException w:name="Colorful List Accent 6" w:uiPriority="72"/>
-    <w:lsdException w:name="Colorful Grid Accent 6" w:uiPriority="73"/>
-    <w:lsdException w:name="Subtle Emphasis" w:uiPriority="19" w:qFormat="1"/>
-    <w:lsdException w:name="Intense Emphasis" w:uiPriority="21" w:qFormat="1"/>
-    <w:lsdException w:name="Subtle Reference" w:uiPriority="31" w:qFormat="1"/>
-    <w:lsdException w:name="Intense Reference" w:uiPriority="32" w:qFormat="1"/>
-    <w:lsdException w:name="Book Title" w:uiPriority="33" w:qFormat="1"/>
-    <w:lsdException w:name="Bibliography" w:uiPriority="37" w:semiHidden="1" w:unhideWhenUsed="1"/>
-    <w:lsdException w:name="TOC Heading" w:uiPriority="39" w:semiHidden="1" w:unhideWhenUsed="1" w:qFormat="1"/>
-    <w:lsdException w:name="Plain Table 1" w:uiPriority="41"/>
-    <w:lsdException w:name="Plain Table 2" w:uiPriority="42"/>
-    <w:lsdException w:name="Plain Table 3" w:uiPriority="43"/>
-    <w:lsdException w:name="Plain Table 4" w:uiPriority="44"/>
-    <w:lsdException w:name="Plain Table 5" w:uiPriority="45"/>
-    <w:lsdException w:name="Grid Table Light" w:uiPriority="40"/>
-    <w:lsdException w:name="Grid Table 1 Light" w:uiPriority="46"/>
-    <w:lsdException w:name="Grid Table 2" w:uiPriority="47"/>
-    <w:lsdException w:name="Grid Table 3" w:uiPriority="48"/>
-    <w:lsdException w:name="Grid Table 4" w:uiPriority="49"/>
-    <w:lsdException w:name="Grid Table 5 Dark" w:uiPriority="50"/>
-    <w:lsdException w:name="Grid Table 6 Colorful" w:uiPriority="51"/>
-    <w:lsdException w:name="Grid Table 7 Colorful" w:uiPriority="52"/>
-    <w:lsdException w:name="Grid Table 1 Light Accent 1" w:uiPriority="46"/>
-    <w:lsdException w:name="Grid Table 2 Accent 1" w:uiPriority="47"/>
-    <w:lsdException w:name="Grid Table 3 Accent 1" w:uiPriority="48"/>
-    <w:lsdException w:name="Grid Table 4 Accent 1" w:uiPriority="49"/>
-    <w:lsdException w:name="Grid Table 5 Dark Accent 1" w:uiPriority="50"/>
-    <w:lsdException w:name="Grid Table 6 Colorful Accent 1" w:uiPriority="51"/>
-    <w:lsdException w:name="Grid Table 7 Colorful Accent 1" w:uiPriority="52"/>
-    <w:lsdException w:name="Grid Table 1 Light Accent 2" w:uiPriority="46"/>
-    <w:lsdException w:name="Grid Table 2 Accent 2" w:uiPriority="47"/>
-    <w:lsdException w:name="Grid Table 3 Accent 2" w:uiPriority="48"/>
-    <w:lsdException w:name="Grid Table 4 Accent 2" w:uiPriority="49"/>
-    <w:lsdException w:name="Grid Table 5 Dark Accent 2" w:uiPriority="50"/>
-    <w:lsdException w:name="Grid Table 6 Colorful Accent 2" w:uiPriority="51"/>
-    <w:lsdException w:name="Grid Table 7 Colorful Accent 2" w:uiPriority="52"/>
-    <w:lsdException w:name="Grid Table 1 Light Accent 3" w:uiPriority="46"/>
-    <w:lsdException w:name="Grid Table 2 Accent 3" w:uiPriority="47"/>
-    <w:lsdException w:name="Grid Table 3 Accent 3" w:uiPriority="48"/>
-    <w:lsdException w:name="Grid Table 4 Accent 3" w:uiPriority="49"/>
-    <w:lsdException w:name="Grid Table 5 Dark Accent 3" w:uiPriority="50"/>
-    <w:lsdException w:name="Grid Table 6 Colorful Accent 3" w:uiPriority="51"/>
-    <w:lsdException w:name="Grid Table 7 Colorful Accent 3" w:uiPriority="52"/>
-    <w:lsdException w:name="Grid Table 1 Light Accent 4" w:uiPriority="46"/>
-    <w:lsdException w:name="Grid Table 2 Accent 4" w:uiPriority="47"/>
-    <w:lsdException w:name="Grid Table 3 Accent 4" w:uiPriority="48"/>
-    <w:lsdException w:name="Grid Table 4 Accent 4" w:uiPriority="49"/>
-    <w:lsdException w:name="Grid Table 5 Dark Accent 4" w:uiPriority="50"/>
-    <w:lsdException w:name="Grid Table 6 Colorful Accent 4" w:uiPriority="51"/>
-    <w:lsdException w:name="Grid Table 7 Colorful Accent 4" w:uiPriority="52"/>
-    <w:lsdException w:name="Grid Table 1 Light Accent 5" w:uiPriority="46"/>
-    <w:lsdException w:name="Grid Table 2 Accent 5" w:uiPriority="47"/>
-    <w:lsdException w:name="Grid Table 3 Accent 5" w:uiPriority="48"/>
-    <w:lsdException w:name="Grid Table 4 Accent 5" w:uiPriority="49"/>
-    <w:lsdException w:name="Grid Table 5 Dark Accent 5" w:uiPriority="50"/>
-    <w:lsdException w:name="Grid Table 6 Colorful Accent 5" w:uiPriority="51"/>
-    <w:lsdException w:name="Grid Table 7 Colorful Accent 5" w:uiPriority="52"/>
-    <w:lsdException w:name="Grid Table 1 Light Accent 6" w:uiPriority="46"/>
-    <w:lsdException w:name="Grid Table 2 Accent 6" w:uiPriority="47"/>
-    <w:lsdException w:name="Grid Table 3 Accent 6" w:uiPriority="48"/>
-    <w:lsdException w:name="Grid Table 4 Accent 6" w:uiPriority="49"/>
-    <w:lsdException w:name="Grid Table 5 Dark Accent 6" w:uiPriority="50"/>
-    <w:lsdException w:name="Grid Table 6 Colorful Accent 6" w:uiPriority="51"/>
-    <w:lsdException w:name="Grid Table 7 Colorful Accent 6" w:uiPriority="52"/>
-    <w:lsdException w:name="List Table 1 Light" w:uiPriority="46"/>
-    <w:lsdException w:name="List Table 2" w:uiPriority="47"/>
-    <w:lsdException w:name="List Table 3" w:uiPriority="48"/>
-    <w:lsdException w:name="List Table 4" w:uiPriority="49"/>
-    <w:lsdException w:name="List Table 5 Dark" w:uiPriority="50"/>
-    <w:lsdException w:name="List Table 6 Colorful" w:uiPriority="51"/>
-    <w:lsdException w:name="List Table 7 Colorful" w:uiPriority="52"/>
-    <w:lsdException w:name="List Table 1 Light Accent 1" w:uiPriority="46"/>
-    <w:lsdException w:name="List Table 2 Accent 1" w:uiPriority="47"/>
-    <w:lsdException w:name="List Table 3 Accent 1" w:uiPriority="48"/>
-    <w:lsdException w:name="List Table 4 Accent 1" w:uiPriority="49"/>
-    <w:lsdException w:name="List Table 5 Dark Accent 1" w:uiPriority="50"/>
-    <w:lsdException w:name="List Table 6 Colorful Accent 1" w:uiPriority="51"/>
-    <w:lsdException w:name="List Table 7 Colorful Accent 1" w:uiPriority="52"/>
-    <w:lsdException w:name="List Table 1 Light Accent 2" w:uiPriority="46"/>
-    <w:lsdException w:name="List Table 2 Accent 2" w:uiPriority="47"/>
-    <w:lsdException w:name="List Table 3 Accent 2" w:uiPriority="48"/>
-    <w:lsdException w:name="List Table 4 Accent 2" w:uiPriority="49"/>
-    <w:lsdException w:name="List Table 5 Dark Accent 2" w:uiPriority="50"/>
-    <w:lsdException w:name="List Table 6 Colorful Accent 2" w:uiPriority="51"/>
-    <w:lsdException w:name="List Table 7 Colorful Accent 2" w:uiPriority="52"/>
-    <w:lsdException w:name="List Table 1 Light Accent 3" w:uiPriority="46"/>
-    <w:lsdException w:name="List Table 2 Accent 3" w:uiPriority="47"/>
-    <w:lsdException w:name="List Table 3 Accent 3" w:uiPriority="48"/>
-    <w:lsdException w:name="List Table 4 Accent 3" w:uiPriority="49"/>
-    <w:lsdException w:name="List Table 5 Dark Accent 3" w:uiPriority="50"/>
-    <w:lsdException w:name="List Table 6 Colorful Accent 3" w:uiPriority="51"/>
-    <w:lsdException w:name="List Table 7 Colorful Accent 3" w:uiPriority="52"/>
-    <w:lsdException w:name="List Table 1 Light Accent 4" w:uiPriority="46"/>
-    <w:lsdException w:name="List Table 2 Accent 4" w:uiPriority="47"/>
-    <w:lsdException w:name="List Table 3 Accent 4" w:uiPriority="48"/>
-    <w:lsdException w:name="List Table 4 Accent 4" w:uiPriority="49"/>
-    <w:lsdException w:name="List Table 5 Dark Accent 4" w:uiPriority="50"/>
-    <w:lsdException w:name="List Table 6 Colorful Accent 4" w:uiPriority="51"/>
-    <w:lsdException w:name="List Table 7 Colorful Accent 4" w:uiPriority="52"/>
-    <w:lsdException w:name="List Table 1 Light Accent 5" w:uiPriority="46"/>
-    <w:lsdException w:name="List Table 2 Accent 5" w:uiPriority="47"/>
-    <w:lsdException w:name="List Table 3 Accent 5" w:uiPriority="48"/>
-    <w:lsdException w:name="List Table 4 Accent 5" w:uiPriority="49"/>
-    <w:lsdException w:name="List Table 5 Dark Accent 5" w:uiPriority="50"/>
-    <w:lsdException w:name="List Table 6 Colorful Accent 5" w:uiPriority="51"/>
-    <w:lsdException w:name="List Table 7 Colorful Accent 5" w:uiPriority="52"/>
-    <w:lsdException w:name="List Table 1 Light Accent 6" w:uiPriority="46"/>
-    <w:lsdException w:name="List Table 2 Accent 6" w:uiPriority="47"/>
-    <w:lsdException w:name="List Table 3 Accent 6" w:uiPriority="48"/>
-    <w:lsdException w:name="List Table 4 Accent 6" w:uiPriority="49"/>
-    <w:lsdException w:name="List Table 5 Dark Accent 6" w:uiPriority="50"/>
-    <w:lsdException w:name="List Table 6 Colorful Accent 6" w:uiPriority="51"/>
-    <w:lsdException w:name="List Table 7 Colorful Accent 6" w:uiPriority="52"/>
-    <w:lsdException w:name="Mention" w:semiHidden="1" w:unhideWhenUsed="1"/>
-    <w:lsdException w:name="Smart Hyperlink" w:semiHidden="1" w:unhideWhenUsed="1"/>
-    <w:lsdException w:name="Hashtag" w:semiHidden="1" w:unhideWhenUsed="1"/>
-    <w:lsdException w:name="Unresolved Mention" w:semiHidden="1" w:unhideWhenUsed="1"/>
-    <w:lsdException w:name="Smart Link" w:semiHidden="1" w:unhideWhenUsed="1"/>
-  </w:latentStyles>
-  <w:style w:type="paragraph" w:styleId="Normal" w:default="1">
+  <w:style w:type="paragraph" w:default="1" w:styleId="Normal">
     <w:name w:val="Normal"/>
-    <w:qFormat/>
+    <w:next w:val="Normal"/>
+    <w:pPr/>
     <w:rPr>
       <w:sz w:val="24"/>
       <w:szCs w:val="24"/>
+      <w:lang w:val="en-US" w:eastAsia="en-US" w:bidi="ar-SA"/>
     </w:rPr>
   </w:style>
-  <w:style w:type="character" w:styleId="DefaultParagraphFont" w:default="1">
+  <w:style w:type="character" w:default="1" w:styleId="Default Paragraph Font">
     <w:name w:val="Default Paragraph Font"/>
-    <w:uiPriority w:val="1"/>
-    <w:semiHidden/>
-    <w:unhideWhenUsed/>
-  </w:style>
-  <w:style w:type="table" w:styleId="TableNormal" w:default="1">
-    <w:name w:val="Normal Table"/>
-    <w:uiPriority w:val="99"/>
-    <w:semiHidden/>
-    <w:unhideWhenUsed/>
-    <w:tblPr>
-      <w:tblInd w:w="0" w:type="dxa"/>
-      <w:tblCellMar>
-        <w:top w:w="0" w:type="dxa"/>
-        <w:left w:w="108" w:type="dxa"/>
-        <w:bottom w:w="0" w:type="dxa"/>
-        <w:right w:w="108" w:type="dxa"/>
-      </w:tblCellMar>
-    </w:tblPr>
-  </w:style>
-  <w:style w:type="numbering" w:styleId="NoList" w:default="1">
-    <w:name w:val="No List"/>
-    <w:uiPriority w:val="99"/>
-    <w:semiHidden/>
-    <w:unhideWhenUsed/>
+    <w:next w:val="Default Paragraph Font"/>
   </w:style>
   <w:style w:type="character" w:styleId="Hyperlink">
     <w:name w:val="Hyperlink"/>
@@ -1776,99 +1345,276 @@
       <w:u w:val="single"/>
     </w:rPr>
   </w:style>
-  <w:style w:type="paragraph" w:styleId="Header">
+  <w:style w:type="table" w:default="1" w:styleId="Table Normal">
+    <w:name w:val="Table Normal"/>
+    <w:next w:val="Table Normal"/>
+    <w:pPr/>
+    <w:tblPr>
+      <w:tblInd w:w="0" w:type="dxa"/>
+    </w:tblPr>
+    <w:trPr/>
+    <w:tcPr/>
+    <w:tblStylePr w:type="firstRow"/>
+    <w:tblStylePr w:type="lastRow"/>
+    <w:tblStylePr w:type="firstCol"/>
+    <w:tblStylePr w:type="lastCol"/>
+    <w:tblStylePr w:type="band1Vert"/>
+    <w:tblStylePr w:type="band2Vert"/>
+    <w:tblStylePr w:type="band1Horz"/>
+    <w:tblStylePr w:type="band2Horz"/>
+    <w:tblStylePr w:type="neCell"/>
+    <w:tblStylePr w:type="nwCell"/>
+    <w:tblStylePr w:type="seCell"/>
+    <w:tblStylePr w:type="swCell"/>
+  </w:style>
+  <w:style w:type="numbering" w:default="1" w:styleId="No List">
+    <w:name w:val="No List"/>
+    <w:next w:val="No List"/>
+    <w:pPr/>
+  </w:style>
+  <w:style w:type="paragraph" w:styleId="header">
     <w:name w:val="header"/>
+    <w:next w:val="header"/>
     <w:pPr>
+      <w:keepNext w:val="0"/>
+      <w:keepLines w:val="0"/>
+      <w:pageBreakBefore w:val="0"/>
+      <w:widowControl w:val="1"/>
+      <w:shd w:val="clear" w:color="auto" w:fill="auto"/>
       <w:tabs>
         <w:tab w:val="center" w:pos="4153"/>
         <w:tab w:val="right" w:pos="8306"/>
       </w:tabs>
-      <w:bidi/>
+      <w:suppressAutoHyphens w:val="0"/>
+      <w:bidi w:val="1"/>
+      <w:spacing w:before="0" w:after="0" w:line="240" w:lineRule="auto"/>
+      <w:ind w:left="0" w:right="0" w:firstLine="0"/>
+      <w:jc w:val="left"/>
+      <w:outlineLvl w:val="9"/>
     </w:pPr>
     <w:rPr>
-      <w:rFonts w:cs="Arial Unicode MS"/>
+      <w:rFonts w:ascii="Times New Roman" w:cs="Arial Unicode MS" w:hAnsi="Times New Roman" w:eastAsia="Arial Unicode MS"/>
+      <w:b w:val="0"/>
+      <w:bCs w:val="0"/>
+      <w:i w:val="0"/>
+      <w:iCs w:val="0"/>
+      <w:caps w:val="0"/>
+      <w:smallCaps w:val="0"/>
+      <w:strike w:val="0"/>
+      <w:dstrike w:val="0"/>
+      <w:outline w:val="0"/>
       <w:color w:val="000000"/>
+      <w:spacing w:val="0"/>
+      <w:kern w:val="0"/>
+      <w:position w:val="0"/>
       <w:sz w:val="24"/>
       <w:szCs w:val="24"/>
-      <w:u w:color="000000"/>
+      <w:u w:val="none" w:color="000000"/>
+      <w:shd w:val="nil" w:color="auto" w:fill="auto"/>
+      <w:vertAlign w:val="baseline"/>
+      <w:lang w:val="en-US"/>
+      <w14:textFill>
+        <w14:solidFill>
+          <w14:srgbClr w14:val="000000"/>
+        </w14:solidFill>
+      </w14:textFill>
     </w:rPr>
   </w:style>
-  <w:style w:type="paragraph" w:styleId="Footer">
+  <w:style w:type="paragraph" w:styleId="footer">
     <w:name w:val="footer"/>
+    <w:next w:val="footer"/>
     <w:pPr>
+      <w:keepNext w:val="0"/>
+      <w:keepLines w:val="0"/>
+      <w:pageBreakBefore w:val="0"/>
+      <w:widowControl w:val="1"/>
+      <w:shd w:val="clear" w:color="auto" w:fill="auto"/>
       <w:tabs>
         <w:tab w:val="center" w:pos="4153"/>
         <w:tab w:val="right" w:pos="8306"/>
       </w:tabs>
-      <w:bidi/>
+      <w:suppressAutoHyphens w:val="0"/>
+      <w:bidi w:val="1"/>
+      <w:spacing w:before="0" w:after="0" w:line="240" w:lineRule="auto"/>
+      <w:ind w:left="0" w:right="0" w:firstLine="0"/>
+      <w:jc w:val="left"/>
+      <w:outlineLvl w:val="9"/>
     </w:pPr>
     <w:rPr>
-      <w:rFonts w:cs="Arial Unicode MS"/>
+      <w:rFonts w:ascii="Times New Roman" w:cs="Arial Unicode MS" w:hAnsi="Times New Roman" w:eastAsia="Arial Unicode MS"/>
+      <w:b w:val="0"/>
+      <w:bCs w:val="0"/>
+      <w:i w:val="0"/>
+      <w:iCs w:val="0"/>
+      <w:caps w:val="0"/>
+      <w:smallCaps w:val="0"/>
+      <w:strike w:val="0"/>
+      <w:dstrike w:val="0"/>
+      <w:outline w:val="0"/>
       <w:color w:val="000000"/>
+      <w:spacing w:val="0"/>
+      <w:kern w:val="0"/>
+      <w:position w:val="0"/>
       <w:sz w:val="24"/>
       <w:szCs w:val="24"/>
-      <w:u w:color="000000"/>
+      <w:u w:val="none" w:color="000000"/>
+      <w:shd w:val="nil" w:color="auto" w:fill="auto"/>
+      <w:vertAlign w:val="baseline"/>
+      <w:lang w:val="en-US"/>
+      <w14:textFill>
+        <w14:solidFill>
+          <w14:srgbClr w14:val="000000"/>
+        </w14:solidFill>
+      </w14:textFill>
     </w:rPr>
   </w:style>
-  <w:style w:type="paragraph" w:styleId="Body" w:customStyle="1">
+  <w:style w:type="paragraph" w:styleId="Body">
     <w:name w:val="Body"/>
+    <w:next w:val="Body"/>
+    <w:pPr>
+      <w:keepNext w:val="0"/>
+      <w:keepLines w:val="0"/>
+      <w:pageBreakBefore w:val="0"/>
+      <w:widowControl w:val="1"/>
+      <w:shd w:val="clear" w:color="auto" w:fill="auto"/>
+      <w:suppressAutoHyphens w:val="0"/>
+      <w:bidi w:val="0"/>
+      <w:spacing w:before="0" w:after="0" w:line="240" w:lineRule="auto"/>
+      <w:ind w:left="0" w:right="0" w:firstLine="0"/>
+      <w:jc w:val="left"/>
+      <w:outlineLvl w:val="9"/>
+    </w:pPr>
     <w:rPr>
-      <w:rFonts w:eastAsia="Times New Roman"/>
+      <w:rFonts w:ascii="Times New Roman" w:cs="Times New Roman" w:hAnsi="Times New Roman" w:eastAsia="Times New Roman"/>
+      <w:b w:val="0"/>
+      <w:bCs w:val="0"/>
+      <w:i w:val="0"/>
+      <w:iCs w:val="0"/>
+      <w:caps w:val="0"/>
+      <w:smallCaps w:val="0"/>
+      <w:strike w:val="0"/>
+      <w:dstrike w:val="0"/>
+      <w:outline w:val="0"/>
       <w:color w:val="000000"/>
+      <w:spacing w:val="0"/>
+      <w:kern w:val="0"/>
+      <w:position w:val="0"/>
       <w:sz w:val="24"/>
       <w:szCs w:val="24"/>
-      <w:u w:color="000000"/>
-      <w14:textOutline w14:w="0" w14:cap="flat" w14:cmpd="sng" w14:algn="ctr">
+      <w:u w:val="none" w:color="000000"/>
+      <w:shd w:val="nil" w:color="auto" w:fill="auto"/>
+      <w:vertAlign w:val="baseline"/>
+      <w14:textOutline>
         <w14:noFill/>
-        <w14:prstDash w14:val="solid"/>
-        <w14:bevel/>
       </w14:textOutline>
+      <w14:textFill>
+        <w14:solidFill>
+          <w14:srgbClr w14:val="000000"/>
+        </w14:solidFill>
+      </w14:textFill>
     </w:rPr>
   </w:style>
-  <w:style w:type="paragraph" w:styleId="BodyA" w:customStyle="1">
+  <w:style w:type="paragraph" w:styleId="Body A">
     <w:name w:val="Body A"/>
+    <w:next w:val="Body A"/>
     <w:pPr>
-      <w:bidi/>
+      <w:keepNext w:val="0"/>
+      <w:keepLines w:val="0"/>
+      <w:pageBreakBefore w:val="0"/>
+      <w:widowControl w:val="1"/>
+      <w:shd w:val="clear" w:color="auto" w:fill="auto"/>
+      <w:suppressAutoHyphens w:val="0"/>
+      <w:bidi w:val="1"/>
+      <w:spacing w:before="0" w:after="0" w:line="240" w:lineRule="auto"/>
+      <w:ind w:left="0" w:right="0" w:firstLine="0"/>
+      <w:jc w:val="left"/>
+      <w:outlineLvl w:val="9"/>
     </w:pPr>
     <w:rPr>
-      <w:rFonts w:eastAsia="Times New Roman"/>
+      <w:rFonts w:ascii="Times New Roman" w:cs="Times New Roman" w:hAnsi="Times New Roman" w:eastAsia="Times New Roman"/>
+      <w:b w:val="0"/>
+      <w:bCs w:val="0"/>
+      <w:i w:val="0"/>
+      <w:iCs w:val="0"/>
+      <w:caps w:val="0"/>
+      <w:smallCaps w:val="0"/>
+      <w:strike w:val="0"/>
+      <w:dstrike w:val="0"/>
+      <w:outline w:val="0"/>
       <w:color w:val="000000"/>
+      <w:spacing w:val="0"/>
+      <w:kern w:val="0"/>
+      <w:position w:val="0"/>
       <w:sz w:val="24"/>
       <w:szCs w:val="24"/>
-      <w:u w:color="000000"/>
-      <w14:textOutline w14:w="12700" w14:cap="flat" w14:cmpd="sng" w14:algn="ctr">
+      <w:u w:val="none" w:color="000000"/>
+      <w:shd w:val="nil" w:color="auto" w:fill="auto"/>
+      <w:vertAlign w:val="baseline"/>
+      <w:lang w:val="en-US"/>
+      <w14:textOutline w14:w="12700" w14:cap="flat">
         <w14:noFill/>
-        <w14:prstDash w14:val="solid"/>
         <w14:miter w14:lim="400000"/>
       </w14:textOutline>
+      <w14:textFill>
+        <w14:solidFill>
+          <w14:srgbClr w14:val="000000"/>
+        </w14:solidFill>
+      </w14:textFill>
     </w:rPr>
   </w:style>
-  <w:style w:type="paragraph" w:styleId="Revision">
-    <w:name w:val="Revision"/>
-    <w:hidden/>
-    <w:uiPriority w:val="99"/>
-    <w:semiHidden/>
-    <w:rsid w:val="00D46964"/>
+  <w:style w:type="paragraph" w:styleId="Body B">
+    <w:name w:val="Body B"/>
+    <w:next w:val="Body B"/>
     <w:pPr>
-      <w:pBdr>
-        <w:top w:val="none" w:color="auto" w:sz="0" w:space="0"/>
-        <w:left w:val="none" w:color="auto" w:sz="0" w:space="0"/>
-        <w:bottom w:val="none" w:color="auto" w:sz="0" w:space="0"/>
-        <w:right w:val="none" w:color="auto" w:sz="0" w:space="0"/>
-        <w:between w:val="none" w:color="auto" w:sz="0" w:space="0"/>
-        <w:bar w:val="none" w:color="auto" w:sz="0"/>
-      </w:pBdr>
+      <w:keepNext w:val="0"/>
+      <w:keepLines w:val="0"/>
+      <w:pageBreakBefore w:val="0"/>
+      <w:widowControl w:val="1"/>
+      <w:shd w:val="clear" w:color="auto" w:fill="auto"/>
+      <w:suppressAutoHyphens w:val="0"/>
+      <w:bidi w:val="0"/>
+      <w:spacing w:before="0" w:after="0" w:line="240" w:lineRule="auto"/>
+      <w:ind w:left="0" w:right="0" w:firstLine="0"/>
+      <w:jc w:val="left"/>
+      <w:outlineLvl w:val="9"/>
     </w:pPr>
     <w:rPr>
+      <w:rFonts w:ascii="Arial Unicode MS" w:cs="Times New Roman" w:hAnsi="Arial Unicode MS" w:eastAsia="Arial Unicode MS" w:hint="cs"/>
+      <w:b w:val="0"/>
+      <w:bCs w:val="0"/>
+      <w:i w:val="0"/>
+      <w:iCs w:val="0"/>
+      <w:caps w:val="0"/>
+      <w:smallCaps w:val="0"/>
+      <w:strike w:val="0"/>
+      <w:dstrike w:val="0"/>
+      <w:outline w:val="0"/>
+      <w:color w:val="000000"/>
+      <w:spacing w:val="0"/>
+      <w:kern w:val="0"/>
+      <w:position w:val="0"/>
       <w:sz w:val="24"/>
       <w:szCs w:val="24"/>
+      <w:u w:val="none" w:color="000000"/>
+      <w:shd w:val="nil" w:color="auto" w:fill="auto"/>
+      <w:vertAlign w:val="baseline"/>
+      <w:lang w:val="en-US"/>
+      <w14:textOutline w14:w="12700" w14:cap="flat">
+        <w14:noFill/>
+        <w14:miter w14:lim="400000"/>
+      </w14:textOutline>
+      <w14:textFill>
+        <w14:solidFill>
+          <w14:srgbClr w14:val="000000"/>
+        </w14:solidFill>
+      </w14:textFill>
     </w:rPr>
   </w:style>
 </w:styles>
 </file>
 
 <file path=word/theme/theme1.xml><?xml version="1.0" encoding="utf-8"?>
-<a:theme xmlns:a="http://schemas.openxmlformats.org/drawingml/2006/main" name="Office Theme">
+<a:theme xmlns:a="http://schemas.openxmlformats.org/drawingml/2006/main" xmlns:r="http://schemas.openxmlformats.org/officeDocument/2006/relationships" name="Office Theme">
   <a:themeElements>
     <a:clrScheme name="Office Theme">
       <a:dk1>
@@ -2070,7 +1816,7 @@
         <a:effectLst/>
         <a:sp3d/>
       </a:spPr>
-      <a:bodyPr rot="0" spcFirstLastPara="1" vertOverflow="overflow" horzOverflow="overflow" vert="horz" wrap="square" lIns="45718" tIns="45718" rIns="45718" bIns="45718" numCol="1" spcCol="38100" rtlCol="0" anchor="ctr">
+      <a:bodyPr rot="0" spcFirstLastPara="1" vertOverflow="overflow" horzOverflow="overflow" vert="horz" wrap="square" lIns="45718" tIns="45718" rIns="45718" bIns="45718" numCol="1" spcCol="38100" rtlCol="0" anchor="ctr" upright="0">
         <a:spAutoFit/>
       </a:bodyPr>
       <a:lstStyle>
@@ -2089,7 +1835,7 @@
           <a:buFontTx/>
           <a:buNone/>
           <a:tabLst/>
-          <a:defRPr kumimoji="0" sz="1800" b="0" i="0" u="none" strike="noStrike" cap="none" spc="0" normalizeH="0" baseline="0">
+          <a:defRPr b="0" baseline="0" cap="none" i="0" spc="0" strike="noStrike" sz="1800" u="none" kumimoji="0" normalizeH="0">
             <a:ln>
               <a:noFill/>
             </a:ln>
@@ -2119,7 +1865,7 @@
           <a:buFontTx/>
           <a:buNone/>
           <a:tabLst/>
-          <a:defRPr kumimoji="0" sz="1800" b="0" i="0" u="none" strike="noStrike" cap="none" spc="0" normalizeH="0" baseline="0">
+          <a:defRPr b="0" baseline="0" cap="none" i="0" spc="0" strike="noStrike" sz="1800" u="none" kumimoji="0" normalizeH="0">
             <a:ln>
               <a:noFill/>
             </a:ln>
@@ -2145,7 +1891,7 @@
           <a:buFontTx/>
           <a:buNone/>
           <a:tabLst/>
-          <a:defRPr kumimoji="0" sz="1800" b="0" i="0" u="none" strike="noStrike" cap="none" spc="0" normalizeH="0" baseline="0">
+          <a:defRPr b="0" baseline="0" cap="none" i="0" spc="0" strike="noStrike" sz="1800" u="none" kumimoji="0" normalizeH="0">
             <a:ln>
               <a:noFill/>
             </a:ln>
@@ -2171,7 +1917,7 @@
           <a:buFontTx/>
           <a:buNone/>
           <a:tabLst/>
-          <a:defRPr kumimoji="0" sz="1800" b="0" i="0" u="none" strike="noStrike" cap="none" spc="0" normalizeH="0" baseline="0">
+          <a:defRPr b="0" baseline="0" cap="none" i="0" spc="0" strike="noStrike" sz="1800" u="none" kumimoji="0" normalizeH="0">
             <a:ln>
               <a:noFill/>
             </a:ln>
@@ -2197,7 +1943,7 @@
           <a:buFontTx/>
           <a:buNone/>
           <a:tabLst/>
-          <a:defRPr kumimoji="0" sz="1800" b="0" i="0" u="none" strike="noStrike" cap="none" spc="0" normalizeH="0" baseline="0">
+          <a:defRPr b="0" baseline="0" cap="none" i="0" spc="0" strike="noStrike" sz="1800" u="none" kumimoji="0" normalizeH="0">
             <a:ln>
               <a:noFill/>
             </a:ln>
@@ -2223,7 +1969,7 @@
           <a:buFontTx/>
           <a:buNone/>
           <a:tabLst/>
-          <a:defRPr kumimoji="0" sz="1800" b="0" i="0" u="none" strike="noStrike" cap="none" spc="0" normalizeH="0" baseline="0">
+          <a:defRPr b="0" baseline="0" cap="none" i="0" spc="0" strike="noStrike" sz="1800" u="none" kumimoji="0" normalizeH="0">
             <a:ln>
               <a:noFill/>
             </a:ln>
@@ -2249,7 +1995,7 @@
           <a:buFontTx/>
           <a:buNone/>
           <a:tabLst/>
-          <a:defRPr kumimoji="0" sz="1800" b="0" i="0" u="none" strike="noStrike" cap="none" spc="0" normalizeH="0" baseline="0">
+          <a:defRPr b="0" baseline="0" cap="none" i="0" spc="0" strike="noStrike" sz="1800" u="none" kumimoji="0" normalizeH="0">
             <a:ln>
               <a:noFill/>
             </a:ln>
@@ -2275,7 +2021,7 @@
           <a:buFontTx/>
           <a:buNone/>
           <a:tabLst/>
-          <a:defRPr kumimoji="0" sz="1800" b="0" i="0" u="none" strike="noStrike" cap="none" spc="0" normalizeH="0" baseline="0">
+          <a:defRPr b="0" baseline="0" cap="none" i="0" spc="0" strike="noStrike" sz="1800" u="none" kumimoji="0" normalizeH="0">
             <a:ln>
               <a:noFill/>
             </a:ln>
@@ -2301,7 +2047,7 @@
           <a:buFontTx/>
           <a:buNone/>
           <a:tabLst/>
-          <a:defRPr kumimoji="0" sz="1800" b="0" i="0" u="none" strike="noStrike" cap="none" spc="0" normalizeH="0" baseline="0">
+          <a:defRPr b="0" baseline="0" cap="none" i="0" spc="0" strike="noStrike" sz="1800" u="none" kumimoji="0" normalizeH="0">
             <a:ln>
               <a:noFill/>
             </a:ln>
@@ -2327,7 +2073,7 @@
           <a:buFontTx/>
           <a:buNone/>
           <a:tabLst/>
-          <a:defRPr kumimoji="0" sz="1800" b="0" i="0" u="none" strike="noStrike" cap="none" spc="0" normalizeH="0" baseline="0">
+          <a:defRPr b="0" baseline="0" cap="none" i="0" spc="0" strike="noStrike" sz="1800" u="none" kumimoji="0" normalizeH="0">
             <a:ln>
               <a:noFill/>
             </a:ln>
@@ -2340,15 +2086,9 @@
         </a:lvl9pPr>
       </a:lstStyle>
       <a:style>
-        <a:lnRef idx="0">
-          <a:scrgbClr r="0" g="0" b="0"/>
-        </a:lnRef>
-        <a:fillRef idx="0">
-          <a:scrgbClr r="0" g="0" b="0"/>
-        </a:fillRef>
-        <a:effectRef idx="0">
-          <a:scrgbClr r="0" g="0" b="0"/>
-        </a:effectRef>
+        <a:lnRef idx="0"/>
+        <a:fillRef idx="0"/>
+        <a:effectRef idx="0"/>
         <a:fontRef idx="none"/>
       </a:style>
     </a:spDef>
@@ -2365,7 +2105,7 @@
         <a:effectLst/>
         <a:sp3d/>
       </a:spPr>
-      <a:bodyPr rot="0" spcFirstLastPara="1" vertOverflow="overflow" horzOverflow="overflow" vert="horz" wrap="square" lIns="91439" tIns="45719" rIns="91439" bIns="45719" numCol="1" spcCol="38100" rtlCol="0" anchor="t">
+      <a:bodyPr rot="0" spcFirstLastPara="1" vertOverflow="overflow" horzOverflow="overflow" vert="horz" wrap="square" lIns="91439" tIns="45719" rIns="91439" bIns="45719" numCol="1" spcCol="38100" rtlCol="0" anchor="t" upright="0">
         <a:noAutofit/>
       </a:bodyPr>
       <a:lstStyle>
@@ -2384,7 +2124,7 @@
           <a:buFontTx/>
           <a:buNone/>
           <a:tabLst/>
-          <a:defRPr kumimoji="0" sz="1800" b="0" i="0" u="none" strike="noStrike" cap="none" spc="0" normalizeH="0" baseline="0">
+          <a:defRPr b="0" baseline="0" cap="none" i="0" spc="0" strike="noStrike" sz="1800" u="none" kumimoji="0" normalizeH="0">
             <a:ln>
               <a:noFill/>
             </a:ln>
@@ -2410,7 +2150,7 @@
           <a:buFontTx/>
           <a:buNone/>
           <a:tabLst/>
-          <a:defRPr kumimoji="0" sz="1800" b="0" i="0" u="none" strike="noStrike" cap="none" spc="0" normalizeH="0" baseline="0">
+          <a:defRPr b="0" baseline="0" cap="none" i="0" spc="0" strike="noStrike" sz="1800" u="none" kumimoji="0" normalizeH="0">
             <a:ln>
               <a:noFill/>
             </a:ln>
@@ -2436,7 +2176,7 @@
           <a:buFontTx/>
           <a:buNone/>
           <a:tabLst/>
-          <a:defRPr kumimoji="0" sz="1800" b="0" i="0" u="none" strike="noStrike" cap="none" spc="0" normalizeH="0" baseline="0">
+          <a:defRPr b="0" baseline="0" cap="none" i="0" spc="0" strike="noStrike" sz="1800" u="none" kumimoji="0" normalizeH="0">
             <a:ln>
               <a:noFill/>
             </a:ln>
@@ -2462,7 +2202,7 @@
           <a:buFontTx/>
           <a:buNone/>
           <a:tabLst/>
-          <a:defRPr kumimoji="0" sz="1800" b="0" i="0" u="none" strike="noStrike" cap="none" spc="0" normalizeH="0" baseline="0">
+          <a:defRPr b="0" baseline="0" cap="none" i="0" spc="0" strike="noStrike" sz="1800" u="none" kumimoji="0" normalizeH="0">
             <a:ln>
               <a:noFill/>
             </a:ln>
@@ -2488,7 +2228,7 @@
           <a:buFontTx/>
           <a:buNone/>
           <a:tabLst/>
-          <a:defRPr kumimoji="0" sz="1800" b="0" i="0" u="none" strike="noStrike" cap="none" spc="0" normalizeH="0" baseline="0">
+          <a:defRPr b="0" baseline="0" cap="none" i="0" spc="0" strike="noStrike" sz="1800" u="none" kumimoji="0" normalizeH="0">
             <a:ln>
               <a:noFill/>
             </a:ln>
@@ -2514,7 +2254,7 @@
           <a:buFontTx/>
           <a:buNone/>
           <a:tabLst/>
-          <a:defRPr kumimoji="0" sz="1800" b="0" i="0" u="none" strike="noStrike" cap="none" spc="0" normalizeH="0" baseline="0">
+          <a:defRPr b="0" baseline="0" cap="none" i="0" spc="0" strike="noStrike" sz="1800" u="none" kumimoji="0" normalizeH="0">
             <a:ln>
               <a:noFill/>
             </a:ln>
@@ -2540,7 +2280,7 @@
           <a:buFontTx/>
           <a:buNone/>
           <a:tabLst/>
-          <a:defRPr kumimoji="0" sz="1800" b="0" i="0" u="none" strike="noStrike" cap="none" spc="0" normalizeH="0" baseline="0">
+          <a:defRPr b="0" baseline="0" cap="none" i="0" spc="0" strike="noStrike" sz="1800" u="none" kumimoji="0" normalizeH="0">
             <a:ln>
               <a:noFill/>
             </a:ln>
@@ -2566,7 +2306,7 @@
           <a:buFontTx/>
           <a:buNone/>
           <a:tabLst/>
-          <a:defRPr kumimoji="0" sz="1800" b="0" i="0" u="none" strike="noStrike" cap="none" spc="0" normalizeH="0" baseline="0">
+          <a:defRPr b="0" baseline="0" cap="none" i="0" spc="0" strike="noStrike" sz="1800" u="none" kumimoji="0" normalizeH="0">
             <a:ln>
               <a:noFill/>
             </a:ln>
@@ -2592,7 +2332,7 @@
           <a:buFontTx/>
           <a:buNone/>
           <a:tabLst/>
-          <a:defRPr kumimoji="0" sz="1800" b="0" i="0" u="none" strike="noStrike" cap="none" spc="0" normalizeH="0" baseline="0">
+          <a:defRPr b="0" baseline="0" cap="none" i="0" spc="0" strike="noStrike" sz="1800" u="none" kumimoji="0" normalizeH="0">
             <a:ln>
               <a:noFill/>
             </a:ln>
@@ -2618,7 +2358,7 @@
           <a:buFontTx/>
           <a:buNone/>
           <a:tabLst/>
-          <a:defRPr kumimoji="0" sz="1800" b="0" i="0" u="none" strike="noStrike" cap="none" spc="0" normalizeH="0" baseline="0">
+          <a:defRPr b="0" baseline="0" cap="none" i="0" spc="0" strike="noStrike" sz="1800" u="none" kumimoji="0" normalizeH="0">
             <a:ln>
               <a:noFill/>
             </a:ln>
@@ -2631,15 +2371,9 @@
         </a:lvl9pPr>
       </a:lstStyle>
       <a:style>
-        <a:lnRef idx="0">
-          <a:scrgbClr r="0" g="0" b="0"/>
-        </a:lnRef>
-        <a:fillRef idx="0">
-          <a:scrgbClr r="0" g="0" b="0"/>
-        </a:fillRef>
-        <a:effectRef idx="0">
-          <a:scrgbClr r="0" g="0" b="0"/>
-        </a:effectRef>
+        <a:lnRef idx="0"/>
+        <a:fillRef idx="0"/>
+        <a:effectRef idx="0"/>
         <a:fontRef idx="none"/>
       </a:style>
     </a:lnDef>
@@ -2653,7 +2387,7 @@
         <a:effectLst/>
         <a:sp3d/>
       </a:spPr>
-      <a:bodyPr rot="0" spcFirstLastPara="1" vertOverflow="overflow" horzOverflow="overflow" vert="horz" wrap="square" lIns="45718" tIns="45718" rIns="45718" bIns="45718" numCol="1" spcCol="38100" rtlCol="0" anchor="t">
+      <a:bodyPr rot="0" spcFirstLastPara="1" vertOverflow="overflow" horzOverflow="overflow" vert="horz" wrap="square" lIns="45718" tIns="45718" rIns="45718" bIns="45718" numCol="1" spcCol="38100" rtlCol="0" anchor="t" upright="0">
         <a:spAutoFit/>
       </a:bodyPr>
       <a:lstStyle>
@@ -2672,7 +2406,7 @@
           <a:buFontTx/>
           <a:buNone/>
           <a:tabLst/>
-          <a:defRPr kumimoji="0" sz="1800" b="0" i="0" u="none" strike="noStrike" cap="none" spc="0" normalizeH="0" baseline="0">
+          <a:defRPr b="0" baseline="0" cap="none" i="0" spc="0" strike="noStrike" sz="1800" u="none" kumimoji="0" normalizeH="0">
             <a:ln>
               <a:noFill/>
             </a:ln>
@@ -2702,7 +2436,7 @@
           <a:buFontTx/>
           <a:buNone/>
           <a:tabLst/>
-          <a:defRPr kumimoji="0" sz="1800" b="0" i="0" u="none" strike="noStrike" cap="none" spc="0" normalizeH="0" baseline="0">
+          <a:defRPr b="0" baseline="0" cap="none" i="0" spc="0" strike="noStrike" sz="1800" u="none" kumimoji="0" normalizeH="0">
             <a:ln>
               <a:noFill/>
             </a:ln>
@@ -2728,7 +2462,7 @@
           <a:buFontTx/>
           <a:buNone/>
           <a:tabLst/>
-          <a:defRPr kumimoji="0" sz="1800" b="0" i="0" u="none" strike="noStrike" cap="none" spc="0" normalizeH="0" baseline="0">
+          <a:defRPr b="0" baseline="0" cap="none" i="0" spc="0" strike="noStrike" sz="1800" u="none" kumimoji="0" normalizeH="0">
             <a:ln>
               <a:noFill/>
             </a:ln>
@@ -2754,7 +2488,7 @@
           <a:buFontTx/>
           <a:buNone/>
           <a:tabLst/>
-          <a:defRPr kumimoji="0" sz="1800" b="0" i="0" u="none" strike="noStrike" cap="none" spc="0" normalizeH="0" baseline="0">
+          <a:defRPr b="0" baseline="0" cap="none" i="0" spc="0" strike="noStrike" sz="1800" u="none" kumimoji="0" normalizeH="0">
             <a:ln>
               <a:noFill/>
             </a:ln>
@@ -2780,7 +2514,7 @@
           <a:buFontTx/>
           <a:buNone/>
           <a:tabLst/>
-          <a:defRPr kumimoji="0" sz="1800" b="0" i="0" u="none" strike="noStrike" cap="none" spc="0" normalizeH="0" baseline="0">
+          <a:defRPr b="0" baseline="0" cap="none" i="0" spc="0" strike="noStrike" sz="1800" u="none" kumimoji="0" normalizeH="0">
             <a:ln>
               <a:noFill/>
             </a:ln>
@@ -2806,7 +2540,7 @@
           <a:buFontTx/>
           <a:buNone/>
           <a:tabLst/>
-          <a:defRPr kumimoji="0" sz="1800" b="0" i="0" u="none" strike="noStrike" cap="none" spc="0" normalizeH="0" baseline="0">
+          <a:defRPr b="0" baseline="0" cap="none" i="0" spc="0" strike="noStrike" sz="1800" u="none" kumimoji="0" normalizeH="0">
             <a:ln>
               <a:noFill/>
             </a:ln>
@@ -2832,7 +2566,7 @@
           <a:buFontTx/>
           <a:buNone/>
           <a:tabLst/>
-          <a:defRPr kumimoji="0" sz="1800" b="0" i="0" u="none" strike="noStrike" cap="none" spc="0" normalizeH="0" baseline="0">
+          <a:defRPr b="0" baseline="0" cap="none" i="0" spc="0" strike="noStrike" sz="1800" u="none" kumimoji="0" normalizeH="0">
             <a:ln>
               <a:noFill/>
             </a:ln>
@@ -2858,7 +2592,7 @@
           <a:buFontTx/>
           <a:buNone/>
           <a:tabLst/>
-          <a:defRPr kumimoji="0" sz="1800" b="0" i="0" u="none" strike="noStrike" cap="none" spc="0" normalizeH="0" baseline="0">
+          <a:defRPr b="0" baseline="0" cap="none" i="0" spc="0" strike="noStrike" sz="1800" u="none" kumimoji="0" normalizeH="0">
             <a:ln>
               <a:noFill/>
             </a:ln>
@@ -2884,7 +2618,7 @@
           <a:buFontTx/>
           <a:buNone/>
           <a:tabLst/>
-          <a:defRPr kumimoji="0" sz="1800" b="0" i="0" u="none" strike="noStrike" cap="none" spc="0" normalizeH="0" baseline="0">
+          <a:defRPr b="0" baseline="0" cap="none" i="0" spc="0" strike="noStrike" sz="1800" u="none" kumimoji="0" normalizeH="0">
             <a:ln>
               <a:noFill/>
             </a:ln>
@@ -2910,7 +2644,7 @@
           <a:buFontTx/>
           <a:buNone/>
           <a:tabLst/>
-          <a:defRPr kumimoji="0" sz="1800" b="0" i="0" u="none" strike="noStrike" cap="none" spc="0" normalizeH="0" baseline="0">
+          <a:defRPr b="0" baseline="0" cap="none" i="0" spc="0" strike="noStrike" sz="1800" u="none" kumimoji="0" normalizeH="0">
             <a:ln>
               <a:noFill/>
             </a:ln>
@@ -2923,19 +2657,12 @@
         </a:lvl9pPr>
       </a:lstStyle>
       <a:style>
-        <a:lnRef idx="0">
-          <a:scrgbClr r="0" g="0" b="0"/>
-        </a:lnRef>
-        <a:fillRef idx="0">
-          <a:scrgbClr r="0" g="0" b="0"/>
-        </a:fillRef>
-        <a:effectRef idx="0">
-          <a:scrgbClr r="0" g="0" b="0"/>
-        </a:effectRef>
+        <a:lnRef idx="0"/>
+        <a:fillRef idx="0"/>
+        <a:effectRef idx="0"/>
         <a:fontRef idx="none"/>
       </a:style>
     </a:txDef>
   </a:objectDefaults>
-  <a:extraClrSchemeLst/>
 </a:theme>
 </file>